--- a/වෙද ඇප් එකට අලුත් වචනයක් දමන හැටි.docx
+++ b/වෙද ඇප් එකට අලුත් වචනයක් දමන හැටි.docx
@@ -5,10 +5,12 @@
     <w:p>
       <w:pPr>
         <w:rPr>
-          <w:color w:val="FF0000"/>
-        </w:rPr>
-      </w:pPr>
-      <w:bookmarkStart w:id="0" w:name="_GoBack"/>
+          <w:rFonts w:cs="Nirmala UI" w:hint="cs"/>
+          <w:color w:val="FF0000"/>
+          <w:cs/>
+          <w:lang w:bidi="si-LK"/>
+        </w:rPr>
+      </w:pPr>
     </w:p>
     <w:p>
       <w:pPr>
@@ -26,7 +28,6 @@
         <w:t>ඇප් එකට අලුත් වචනයක්/පින්තූරයක් දාන තැන ඉඳලා ඒක අන්තර්ජාලයෙන් (ඔන්ලයින්) බලන තැනට යන සම්පූර්ණ ගමන මෙන්න:</w:t>
       </w:r>
     </w:p>
-    <w:bookmarkEnd w:id="0"/>
     <w:p/>
     <w:p>
       <w:pPr>
@@ -786,6 +787,12 @@
       </w:r>
     </w:p>
     <w:p>
+      <w:pPr>
+        <w:rPr>
+          <w:rFonts w:ascii="Segoe UI Symbol" w:hAnsi="Segoe UI Symbol" w:cs="Nirmala UI"/>
+          <w:lang w:bidi="si-LK"/>
+        </w:rPr>
+      </w:pPr>
       <w:r>
         <w:rPr>
           <w:rFonts w:cs="Nirmala UI"/>
@@ -802,6 +809,2386 @@
         </w:rPr>
         <w:t>😊💪</w:t>
       </w:r>
+    </w:p>
+    <w:p>
+      <w:pPr>
+        <w:rPr>
+          <w:rFonts w:ascii="Segoe UI Symbol" w:hAnsi="Segoe UI Symbol" w:cs="Nirmala UI"/>
+          <w:lang w:bidi="si-LK"/>
+        </w:rPr>
+      </w:pPr>
+    </w:p>
+    <w:p>
+      <w:pPr>
+        <w:rPr>
+          <w:rFonts w:ascii="Segoe UI Symbol" w:hAnsi="Segoe UI Symbol" w:cs="Nirmala UI"/>
+          <w:lang w:bidi="si-LK"/>
+        </w:rPr>
+      </w:pPr>
+    </w:p>
+    <w:p>
+      <w:pPr>
+        <w:rPr>
+          <w:color w:val="FF0000"/>
+        </w:rPr>
+      </w:pPr>
+      <w:r>
+        <w:rPr>
+          <w:color w:val="FF0000"/>
+        </w:rPr>
+        <w:lastRenderedPageBreak/>
+        <w:t xml:space="preserve">1. </w:t>
+      </w:r>
+      <w:r>
+        <w:rPr>
+          <w:rFonts w:cs="Nirmala UI"/>
+          <w:color w:val="FF0000"/>
+          <w:cs/>
+          <w:lang w:bidi="si-LK"/>
+        </w:rPr>
+        <w:t>සරලවම සෙට් කරගන්න පුළුවන්ද</w:t>
+      </w:r>
+      <w:r>
+        <w:rPr>
+          <w:color w:val="FF0000"/>
+        </w:rPr>
+        <w:t>?</w:t>
+      </w:r>
+    </w:p>
+    <w:p>
+      <w:pPr>
+        <w:pStyle w:val="ListParagraph"/>
+        <w:numPr>
+          <w:ilvl w:val="0"/>
+          <w:numId w:val="7"/>
+        </w:numPr>
+      </w:pPr>
+      <w:r>
+        <w:rPr>
+          <w:rFonts w:cs="Nirmala UI"/>
+          <w:cs/>
+          <w:lang w:bidi="si-LK"/>
+        </w:rPr>
+        <w:t>ඔව් මචං</w:t>
+      </w:r>
+      <w:r>
+        <w:t xml:space="preserve">, </w:t>
+      </w:r>
+      <w:r>
+        <w:rPr>
+          <w:rFonts w:cs="Nirmala UI"/>
+          <w:cs/>
+          <w:lang w:bidi="si-LK"/>
+        </w:rPr>
+        <w:t xml:space="preserve">ඒක හරිම ලේසියි. ඔයා </w:t>
+      </w:r>
+      <w:r>
+        <w:t xml:space="preserve">GitHub Pages </w:t>
+      </w:r>
+      <w:r>
+        <w:rPr>
+          <w:rFonts w:cs="Nirmala UI"/>
+          <w:cs/>
+          <w:lang w:bidi="si-LK"/>
+        </w:rPr>
+        <w:t>වලම තියාගෙන වුණත් .</w:t>
+      </w:r>
+      <w:proofErr w:type="spellStart"/>
+      <w:r>
+        <w:t>lk</w:t>
+      </w:r>
+      <w:proofErr w:type="spellEnd"/>
+      <w:r>
+        <w:t xml:space="preserve"> </w:t>
+      </w:r>
+      <w:r>
+        <w:rPr>
+          <w:rFonts w:cs="Nirmala UI"/>
+          <w:cs/>
+          <w:lang w:bidi="si-LK"/>
+        </w:rPr>
+        <w:t>හෝ .</w:t>
+      </w:r>
+      <w:r>
+        <w:t xml:space="preserve">com </w:t>
+      </w:r>
+      <w:r>
+        <w:rPr>
+          <w:rFonts w:cs="Nirmala UI"/>
+          <w:cs/>
+          <w:lang w:bidi="si-LK"/>
+        </w:rPr>
+        <w:t xml:space="preserve">වගේ </w:t>
+      </w:r>
+      <w:r>
+        <w:t xml:space="preserve">Custom Domain </w:t>
+      </w:r>
+      <w:r>
+        <w:rPr>
+          <w:rFonts w:cs="Nirmala UI"/>
+          <w:cs/>
+          <w:lang w:bidi="si-LK"/>
+        </w:rPr>
+        <w:t xml:space="preserve">එකක් ඒකට සම්බන්ධ කරන්න පුළුවන්. ඒ කියන්නේ ඇප් එක තියෙන්නේ </w:t>
+      </w:r>
+      <w:r>
+        <w:t xml:space="preserve">GitHub </w:t>
+      </w:r>
+      <w:r>
+        <w:rPr>
+          <w:rFonts w:cs="Nirmala UI"/>
+          <w:cs/>
+          <w:lang w:bidi="si-LK"/>
+        </w:rPr>
+        <w:t>එකේ වුණාට</w:t>
+      </w:r>
+      <w:r>
+        <w:t xml:space="preserve">, </w:t>
+      </w:r>
+      <w:r>
+        <w:rPr>
+          <w:rFonts w:cs="Nirmala UI"/>
+          <w:cs/>
+          <w:lang w:bidi="si-LK"/>
+        </w:rPr>
+        <w:t xml:space="preserve">යූසර්ට පේන්නේ </w:t>
+      </w:r>
+      <w:r>
+        <w:t xml:space="preserve">www.veda.lk </w:t>
+      </w:r>
+      <w:r>
+        <w:rPr>
+          <w:rFonts w:cs="Nirmala UI"/>
+          <w:cs/>
+          <w:lang w:bidi="si-LK"/>
+        </w:rPr>
+        <w:t xml:space="preserve">වගේ ලස්සන නමක්. ඒකට කියන්නේ </w:t>
+      </w:r>
+      <w:r>
+        <w:t xml:space="preserve">Domain Mapping </w:t>
+      </w:r>
+      <w:r>
+        <w:rPr>
+          <w:rFonts w:cs="Nirmala UI"/>
+          <w:cs/>
+          <w:lang w:bidi="si-LK"/>
+        </w:rPr>
+        <w:t>කියලා.</w:t>
+      </w:r>
+    </w:p>
+    <w:p/>
+    <w:p>
+      <w:pPr>
+        <w:rPr>
+          <w:color w:val="FF0000"/>
+        </w:rPr>
+      </w:pPr>
+      <w:r>
+        <w:rPr>
+          <w:color w:val="FF0000"/>
+        </w:rPr>
+        <w:t xml:space="preserve">2. </w:t>
+      </w:r>
+      <w:r>
+        <w:rPr>
+          <w:rFonts w:cs="Nirmala UI"/>
+          <w:color w:val="FF0000"/>
+          <w:cs/>
+          <w:lang w:bidi="si-LK"/>
+        </w:rPr>
+        <w:t>දැනට තියෙන ක්‍රමය (</w:t>
+      </w:r>
+      <w:r>
+        <w:rPr>
+          <w:color w:val="FF0000"/>
+        </w:rPr>
+        <w:t>GitHub Pages)</w:t>
+      </w:r>
+    </w:p>
+    <w:p>
+      <w:pPr>
+        <w:rPr>
+          <w:color w:val="FF0000"/>
+        </w:rPr>
+      </w:pPr>
+      <w:r>
+        <w:rPr>
+          <w:rFonts w:cs="Nirmala UI"/>
+          <w:color w:val="FF0000"/>
+          <w:cs/>
+          <w:lang w:bidi="si-LK"/>
+        </w:rPr>
+        <w:t>වාසි:</w:t>
+      </w:r>
+    </w:p>
+    <w:p/>
+    <w:p>
+      <w:pPr>
+        <w:pStyle w:val="ListParagraph"/>
+        <w:numPr>
+          <w:ilvl w:val="0"/>
+          <w:numId w:val="6"/>
+        </w:numPr>
+      </w:pPr>
+      <w:r>
+        <w:rPr>
+          <w:rFonts w:cs="Nirmala UI"/>
+          <w:cs/>
+          <w:lang w:bidi="si-LK"/>
+        </w:rPr>
+        <w:t>සම්පූර්ණයෙන්ම නොමිලේ: හොස්ටිං වලට සතයක්වත් යන්නේ නැහැ.</w:t>
+      </w:r>
+    </w:p>
+    <w:p>
+      <w:pPr>
+        <w:pStyle w:val="ListParagraph"/>
+        <w:numPr>
+          <w:ilvl w:val="0"/>
+          <w:numId w:val="6"/>
+        </w:numPr>
+      </w:pPr>
+      <w:r>
+        <w:rPr>
+          <w:rFonts w:cs="Nirmala UI"/>
+          <w:cs/>
+          <w:lang w:bidi="si-LK"/>
+        </w:rPr>
+        <w:t xml:space="preserve">විශ්වාසවන්තයි: </w:t>
+      </w:r>
+      <w:r>
+        <w:t xml:space="preserve">GitHub </w:t>
+      </w:r>
+      <w:r>
+        <w:rPr>
+          <w:rFonts w:cs="Nirmala UI"/>
+          <w:cs/>
+          <w:lang w:bidi="si-LK"/>
+        </w:rPr>
+        <w:t>කියන්නේ ලෝකයේ තියෙන ලොකුම සමාගමක් (</w:t>
+      </w:r>
+      <w:r>
+        <w:t xml:space="preserve">Microsoft), </w:t>
+      </w:r>
+      <w:r>
+        <w:rPr>
+          <w:rFonts w:cs="Nirmala UI"/>
+          <w:cs/>
+          <w:lang w:bidi="si-LK"/>
+        </w:rPr>
+        <w:t xml:space="preserve">ඒ නිසා සයිට් එක කවදාවත් </w:t>
+      </w:r>
+      <w:r>
+        <w:t xml:space="preserve">down </w:t>
+      </w:r>
+      <w:r>
+        <w:rPr>
+          <w:rFonts w:cs="Nirmala UI"/>
+          <w:cs/>
+          <w:lang w:bidi="si-LK"/>
+        </w:rPr>
+        <w:t>වෙන්නේ නැහැ.</w:t>
+      </w:r>
+    </w:p>
+    <w:p>
+      <w:pPr>
+        <w:pStyle w:val="ListParagraph"/>
+        <w:numPr>
+          <w:ilvl w:val="0"/>
+          <w:numId w:val="6"/>
+        </w:numPr>
+      </w:pPr>
+      <w:r>
+        <w:rPr>
+          <w:rFonts w:cs="Nirmala UI"/>
+          <w:cs/>
+          <w:lang w:bidi="si-LK"/>
+        </w:rPr>
+        <w:t xml:space="preserve">ආරක්ෂිතයි: </w:t>
+      </w:r>
+      <w:r>
+        <w:t xml:space="preserve">SSL (https://) </w:t>
+      </w:r>
+      <w:r>
+        <w:rPr>
+          <w:rFonts w:cs="Nirmala UI"/>
+          <w:cs/>
+          <w:lang w:bidi="si-LK"/>
+        </w:rPr>
+        <w:t>පහසුකම නොමිලේම ලැබෙනවා.</w:t>
+      </w:r>
+    </w:p>
+    <w:p>
+      <w:pPr>
+        <w:rPr>
+          <w:color w:val="FF0000"/>
+        </w:rPr>
+      </w:pPr>
+      <w:r>
+        <w:rPr>
+          <w:rFonts w:cs="Nirmala UI"/>
+          <w:color w:val="FF0000"/>
+          <w:cs/>
+          <w:lang w:bidi="si-LK"/>
+        </w:rPr>
+        <w:t>අවාසි:</w:t>
+      </w:r>
+    </w:p>
+    <w:p/>
+    <w:p>
+      <w:pPr>
+        <w:pStyle w:val="ListParagraph"/>
+        <w:numPr>
+          <w:ilvl w:val="0"/>
+          <w:numId w:val="8"/>
+        </w:numPr>
+      </w:pPr>
+      <w:r>
+        <w:t xml:space="preserve">Professional </w:t>
+      </w:r>
+      <w:r>
+        <w:rPr>
+          <w:rFonts w:cs="Nirmala UI"/>
+          <w:cs/>
+          <w:lang w:bidi="si-LK"/>
+        </w:rPr>
+        <w:t xml:space="preserve">ගතිය අඩුයි: </w:t>
+      </w:r>
+      <w:r>
+        <w:t xml:space="preserve">URL </w:t>
+      </w:r>
+      <w:r>
+        <w:rPr>
+          <w:rFonts w:cs="Nirmala UI"/>
+          <w:cs/>
+          <w:lang w:bidi="si-LK"/>
+        </w:rPr>
+        <w:t xml:space="preserve">එක </w:t>
+      </w:r>
+      <w:r>
+        <w:t>ruwan.github.io/</w:t>
+      </w:r>
+      <w:proofErr w:type="spellStart"/>
+      <w:r>
+        <w:t>veda</w:t>
+      </w:r>
+      <w:proofErr w:type="spellEnd"/>
+      <w:r>
+        <w:t xml:space="preserve">-app </w:t>
+      </w:r>
+      <w:r>
+        <w:rPr>
+          <w:rFonts w:cs="Nirmala UI"/>
+          <w:cs/>
+          <w:lang w:bidi="si-LK"/>
+        </w:rPr>
+        <w:t>වගේ දිග එකක් නිසා බැලූ බැල්මට ඒක "</w:t>
+      </w:r>
+      <w:r>
+        <w:t xml:space="preserve">Professional Business" </w:t>
+      </w:r>
+      <w:r>
+        <w:rPr>
+          <w:rFonts w:cs="Nirmala UI"/>
+          <w:cs/>
+          <w:lang w:bidi="si-LK"/>
+        </w:rPr>
+        <w:t>එකක් වගේ පේන්නේ අඩුවෙන්.</w:t>
+      </w:r>
+    </w:p>
+    <w:p>
+      <w:pPr>
+        <w:pStyle w:val="ListParagraph"/>
+        <w:numPr>
+          <w:ilvl w:val="0"/>
+          <w:numId w:val="8"/>
+        </w:numPr>
+      </w:pPr>
+      <w:r>
+        <w:rPr>
+          <w:rFonts w:cs="Nirmala UI"/>
+          <w:cs/>
+          <w:lang w:bidi="si-LK"/>
+        </w:rPr>
+        <w:t xml:space="preserve">මතක තබා ගැනීමට අපහසුයි: යූසර් කෙනෙක්ට මේ </w:t>
+      </w:r>
+      <w:r>
+        <w:t xml:space="preserve">URL </w:t>
+      </w:r>
+      <w:r>
+        <w:rPr>
+          <w:rFonts w:cs="Nirmala UI"/>
+          <w:cs/>
+          <w:lang w:bidi="si-LK"/>
+        </w:rPr>
+        <w:t>එක මතක තියාගන්න අමාරුයි.</w:t>
+      </w:r>
+    </w:p>
+    <w:p>
+      <w:pPr>
+        <w:rPr>
+          <w:color w:val="FF0000"/>
+        </w:rPr>
+      </w:pPr>
+      <w:r>
+        <w:rPr>
+          <w:color w:val="FF0000"/>
+        </w:rPr>
+        <w:t xml:space="preserve">3. </w:t>
+      </w:r>
+      <w:r>
+        <w:rPr>
+          <w:rFonts w:cs="Nirmala UI"/>
+          <w:color w:val="FF0000"/>
+          <w:cs/>
+          <w:lang w:bidi="si-LK"/>
+        </w:rPr>
+        <w:t>ඉදිරියේදී කරන්න හදන දේ (.</w:t>
+      </w:r>
+      <w:proofErr w:type="spellStart"/>
+      <w:r>
+        <w:rPr>
+          <w:color w:val="FF0000"/>
+        </w:rPr>
+        <w:t>lk</w:t>
+      </w:r>
+      <w:proofErr w:type="spellEnd"/>
+      <w:r>
+        <w:rPr>
+          <w:color w:val="FF0000"/>
+        </w:rPr>
+        <w:t xml:space="preserve"> </w:t>
+      </w:r>
+      <w:r>
+        <w:rPr>
+          <w:rFonts w:cs="Nirmala UI"/>
+          <w:color w:val="FF0000"/>
+          <w:cs/>
+          <w:lang w:bidi="si-LK"/>
+        </w:rPr>
+        <w:t>හෝ .</w:t>
+      </w:r>
+      <w:r>
+        <w:rPr>
+          <w:color w:val="FF0000"/>
+        </w:rPr>
+        <w:t xml:space="preserve">com Domain </w:t>
+      </w:r>
+      <w:r>
+        <w:rPr>
+          <w:rFonts w:cs="Nirmala UI"/>
+          <w:color w:val="FF0000"/>
+          <w:cs/>
+          <w:lang w:bidi="si-LK"/>
+        </w:rPr>
+        <w:t>එකක් ගැනීම)</w:t>
+      </w:r>
+    </w:p>
+    <w:p>
+      <w:pPr>
+        <w:rPr>
+          <w:color w:val="FF0000"/>
+        </w:rPr>
+      </w:pPr>
+      <w:r>
+        <w:rPr>
+          <w:rFonts w:cs="Nirmala UI"/>
+          <w:color w:val="FF0000"/>
+          <w:cs/>
+          <w:lang w:bidi="si-LK"/>
+        </w:rPr>
+        <w:t>වාසි:</w:t>
+      </w:r>
+    </w:p>
+    <w:p>
+      <w:pPr>
+        <w:rPr>
+          <w:color w:val="FF0000"/>
+        </w:rPr>
+      </w:pPr>
+    </w:p>
+    <w:p>
+      <w:pPr>
+        <w:pStyle w:val="ListParagraph"/>
+        <w:numPr>
+          <w:ilvl w:val="0"/>
+          <w:numId w:val="9"/>
+        </w:numPr>
+      </w:pPr>
+      <w:r>
+        <w:t xml:space="preserve">Brand </w:t>
+      </w:r>
+      <w:r>
+        <w:rPr>
+          <w:rFonts w:cs="Nirmala UI"/>
+          <w:cs/>
+          <w:lang w:bidi="si-LK"/>
+        </w:rPr>
+        <w:t xml:space="preserve">එකක් වීම: </w:t>
+      </w:r>
+      <w:r>
+        <w:t xml:space="preserve">veda.lk </w:t>
+      </w:r>
+      <w:r>
+        <w:rPr>
+          <w:rFonts w:cs="Nirmala UI"/>
+          <w:cs/>
+          <w:lang w:bidi="si-LK"/>
+        </w:rPr>
+        <w:t>කිව්වම ඒක ලොකු විශ්වාසයක් (</w:t>
+      </w:r>
+      <w:r>
+        <w:t xml:space="preserve">Trust) </w:t>
+      </w:r>
+      <w:r>
+        <w:rPr>
+          <w:rFonts w:cs="Nirmala UI"/>
+          <w:cs/>
+          <w:lang w:bidi="si-LK"/>
+        </w:rPr>
+        <w:t>ඇති කරනවා. මිනිස්සු සල්ලි ගෙවලා ඇප් එක ගන්න වැඩිපුර පෙළඹෙන්නේ ඒ වගේ නමක් තියෙනකොටයි.</w:t>
+      </w:r>
+    </w:p>
+    <w:p>
+      <w:pPr>
+        <w:pStyle w:val="ListParagraph"/>
+        <w:numPr>
+          <w:ilvl w:val="0"/>
+          <w:numId w:val="9"/>
+        </w:numPr>
+      </w:pPr>
+      <w:r>
+        <w:t xml:space="preserve">SEO (Google Search): </w:t>
+      </w:r>
+      <w:r>
+        <w:rPr>
+          <w:rFonts w:cs="Nirmala UI"/>
+          <w:cs/>
+          <w:lang w:bidi="si-LK"/>
+        </w:rPr>
+        <w:t xml:space="preserve">කවුරු හරි </w:t>
+      </w:r>
+      <w:r>
+        <w:t xml:space="preserve">Google </w:t>
+      </w:r>
+      <w:r>
+        <w:rPr>
+          <w:rFonts w:cs="Nirmala UI"/>
+          <w:cs/>
+          <w:lang w:bidi="si-LK"/>
+        </w:rPr>
+        <w:t>එකේ "</w:t>
+      </w:r>
+      <w:r>
+        <w:t xml:space="preserve">Sinhala </w:t>
+      </w:r>
+      <w:proofErr w:type="spellStart"/>
+      <w:r>
+        <w:t>Weda</w:t>
+      </w:r>
+      <w:proofErr w:type="spellEnd"/>
+      <w:r>
+        <w:t xml:space="preserve"> Dictionary" </w:t>
+      </w:r>
+      <w:r>
+        <w:rPr>
+          <w:rFonts w:cs="Nirmala UI"/>
+          <w:cs/>
+          <w:lang w:bidi="si-LK"/>
+        </w:rPr>
+        <w:t>කියලා හෙව්වොත්</w:t>
+      </w:r>
+      <w:r>
+        <w:t>, .</w:t>
+      </w:r>
+      <w:proofErr w:type="spellStart"/>
+      <w:r>
+        <w:t>lk</w:t>
+      </w:r>
+      <w:proofErr w:type="spellEnd"/>
+      <w:r>
+        <w:t xml:space="preserve"> </w:t>
+      </w:r>
+      <w:r>
+        <w:rPr>
+          <w:rFonts w:cs="Nirmala UI"/>
+          <w:cs/>
+          <w:lang w:bidi="si-LK"/>
+        </w:rPr>
+        <w:t>හෝ .</w:t>
+      </w:r>
+      <w:r>
+        <w:t xml:space="preserve">com </w:t>
+      </w:r>
+      <w:r>
+        <w:rPr>
+          <w:rFonts w:cs="Nirmala UI"/>
+          <w:cs/>
+          <w:lang w:bidi="si-LK"/>
+        </w:rPr>
+        <w:t>තියෙන සයිට් එකක් උඩට එන්න තියෙන ඉඩ වැඩියි.</w:t>
+      </w:r>
+    </w:p>
+    <w:p>
+      <w:pPr>
+        <w:pStyle w:val="ListParagraph"/>
+        <w:numPr>
+          <w:ilvl w:val="0"/>
+          <w:numId w:val="9"/>
+        </w:numPr>
+      </w:pPr>
+      <w:r>
+        <w:rPr>
+          <w:rFonts w:cs="Nirmala UI"/>
+          <w:cs/>
+          <w:lang w:bidi="si-LK"/>
+        </w:rPr>
+        <w:t xml:space="preserve">විස්තර පහසුව: ඇඩ් එකක් දානකොට වුණත් "අදම පිවිසෙන්න </w:t>
+      </w:r>
+      <w:r>
+        <w:t xml:space="preserve">veda.lk </w:t>
+      </w:r>
+      <w:r>
+        <w:rPr>
+          <w:rFonts w:cs="Nirmala UI"/>
+          <w:cs/>
+          <w:lang w:bidi="si-LK"/>
+        </w:rPr>
+        <w:t>වෙත" කියලා දාන එක හරිම ලේසියි.</w:t>
+      </w:r>
+    </w:p>
+    <w:p>
+      <w:pPr>
+        <w:rPr>
+          <w:color w:val="FF0000"/>
+        </w:rPr>
+      </w:pPr>
+      <w:r>
+        <w:rPr>
+          <w:rFonts w:cs="Nirmala UI"/>
+          <w:color w:val="FF0000"/>
+          <w:cs/>
+          <w:lang w:bidi="si-LK"/>
+        </w:rPr>
+        <w:t>අවාසි:</w:t>
+      </w:r>
+    </w:p>
+    <w:p/>
+    <w:p>
+      <w:pPr>
+        <w:pStyle w:val="ListParagraph"/>
+        <w:numPr>
+          <w:ilvl w:val="0"/>
+          <w:numId w:val="10"/>
+        </w:numPr>
+      </w:pPr>
+      <w:r>
+        <w:rPr>
+          <w:rFonts w:cs="Nirmala UI"/>
+          <w:cs/>
+          <w:lang w:bidi="si-LK"/>
+        </w:rPr>
+        <w:t xml:space="preserve">වාර්ෂික ගාස්තුව: </w:t>
+      </w:r>
+      <w:r>
+        <w:t xml:space="preserve">Domain </w:t>
+      </w:r>
+      <w:r>
+        <w:rPr>
+          <w:rFonts w:cs="Nirmala UI"/>
+          <w:cs/>
+          <w:lang w:bidi="si-LK"/>
+        </w:rPr>
+        <w:t>එකක් ගන්න සහ හැම අවුරුද්දකම අලුත් කරන්න (</w:t>
+      </w:r>
+      <w:r>
+        <w:t xml:space="preserve">Renew) </w:t>
+      </w:r>
+      <w:r>
+        <w:rPr>
+          <w:rFonts w:cs="Nirmala UI"/>
+          <w:cs/>
+          <w:lang w:bidi="si-LK"/>
+        </w:rPr>
+        <w:t xml:space="preserve">පොඩි මුදලක් (උදා: වසරකට රු. </w:t>
+      </w:r>
+      <w:r>
+        <w:t>3000-5000</w:t>
+      </w:r>
+      <w:r>
+        <w:rPr>
+          <w:rFonts w:cs="Nirmala UI"/>
+          <w:cs/>
+          <w:lang w:bidi="si-LK"/>
+        </w:rPr>
+        <w:t>ක් වගේ) ගෙවන්න වෙනවා.</w:t>
+      </w:r>
+    </w:p>
+    <w:p>
+      <w:pPr>
+        <w:rPr>
+          <w:color w:val="FF0000"/>
+        </w:rPr>
+      </w:pPr>
+      <w:r>
+        <w:rPr>
+          <w:rFonts w:cs="Nirmala UI"/>
+          <w:color w:val="FF0000"/>
+          <w:cs/>
+          <w:lang w:bidi="si-LK"/>
+        </w:rPr>
+        <w:lastRenderedPageBreak/>
+        <w:t>මගේ අදහස (</w:t>
+      </w:r>
+      <w:r>
+        <w:rPr>
+          <w:color w:val="FF0000"/>
+        </w:rPr>
+        <w:t>Advice):</w:t>
+      </w:r>
+    </w:p>
+    <w:p>
+      <w:pPr>
+        <w:pStyle w:val="ListParagraph"/>
+        <w:numPr>
+          <w:ilvl w:val="0"/>
+          <w:numId w:val="10"/>
+        </w:numPr>
+      </w:pPr>
+      <w:r>
+        <w:rPr>
+          <w:rFonts w:cs="Nirmala UI"/>
+          <w:cs/>
+          <w:lang w:bidi="si-LK"/>
+        </w:rPr>
+        <w:t>දැනට මේ විදියටම කරගෙන යන්න මචං. ඇප් එක ටිකක් ප්‍රසිද්ධ වෙලා</w:t>
+      </w:r>
+      <w:r>
+        <w:t xml:space="preserve">, </w:t>
+      </w:r>
+      <w:r>
+        <w:rPr>
+          <w:rFonts w:cs="Nirmala UI"/>
+          <w:cs/>
+          <w:lang w:bidi="si-LK"/>
+        </w:rPr>
+        <w:t>ඔයාට සබ්ස්ක්‍රිප්ෂන් වලින් පොඩි ආදායමක් එන්න පටන් ගත්තම</w:t>
+      </w:r>
+      <w:r>
+        <w:t xml:space="preserve">, </w:t>
+      </w:r>
+      <w:r>
+        <w:rPr>
+          <w:rFonts w:cs="Nirmala UI"/>
+          <w:cs/>
+          <w:lang w:bidi="si-LK"/>
+        </w:rPr>
+        <w:t>ඒ සල්ලි වලින්ම ලස්සන .</w:t>
+      </w:r>
+      <w:proofErr w:type="spellStart"/>
+      <w:r>
+        <w:t>lk</w:t>
+      </w:r>
+      <w:proofErr w:type="spellEnd"/>
+      <w:r>
+        <w:t xml:space="preserve"> domain </w:t>
+      </w:r>
+      <w:r>
+        <w:rPr>
+          <w:rFonts w:cs="Nirmala UI"/>
+          <w:cs/>
+          <w:lang w:bidi="si-LK"/>
+        </w:rPr>
+        <w:t>එකක් ගන්න.</w:t>
+      </w:r>
+    </w:p>
+    <w:p/>
+    <w:p>
+      <w:pPr>
+        <w:pStyle w:val="ListParagraph"/>
+        <w:numPr>
+          <w:ilvl w:val="0"/>
+          <w:numId w:val="10"/>
+        </w:numPr>
+        <w:rPr>
+          <w:rFonts w:cs="Nirmala UI"/>
+        </w:rPr>
+      </w:pPr>
+      <w:r>
+        <w:rPr>
+          <w:rFonts w:cs="Nirmala UI"/>
+          <w:cs/>
+          <w:lang w:bidi="si-LK"/>
+        </w:rPr>
+        <w:t xml:space="preserve">එතකොට ඔයාගේ ඇප් එකේ වටිනාකම තවත් වැඩි වෙනවා. ඔයාට ඕනෑම වෙලාවක ඒක කරන්න උදව් ඕනේ නම් මම ඉන්නවා! </w:t>
+      </w:r>
+      <w:r>
+        <w:rPr>
+          <w:rFonts w:ascii="Segoe UI Symbol" w:hAnsi="Segoe UI Symbol" w:cs="Segoe UI Symbol" w:hint="cs"/>
+          <w:cs/>
+          <w:lang w:bidi="si-LK"/>
+        </w:rPr>
+        <w:t>👊✨</w:t>
+      </w:r>
+      <w:r>
+        <w:rPr>
+          <w:rFonts w:cs="Nirmala UI"/>
+          <w:cs/>
+          <w:lang w:bidi="si-LK"/>
+        </w:rPr>
+        <w:t xml:space="preserve"> </w:t>
+      </w:r>
+      <w:r>
+        <w:rPr>
+          <w:rFonts w:ascii="Segoe UI Symbol" w:hAnsi="Segoe UI Symbol" w:cs="Segoe UI Symbol" w:hint="cs"/>
+          <w:cs/>
+          <w:lang w:bidi="si-LK"/>
+        </w:rPr>
+        <w:t>😊</w:t>
+      </w:r>
+    </w:p>
+    <w:p>
+      <w:pPr>
+        <w:pStyle w:val="ListParagraph"/>
+        <w:rPr>
+          <w:rFonts w:cs="Nirmala UI"/>
+        </w:rPr>
+      </w:pPr>
+    </w:p>
+    <w:p>
+      <w:pPr>
+        <w:pStyle w:val="ListParagraph"/>
+        <w:rPr>
+          <w:rFonts w:cs="Nirmala UI"/>
+          <w:color w:val="FF0000"/>
+        </w:rPr>
+      </w:pPr>
+    </w:p>
+    <w:p>
+      <w:pPr>
+        <w:rPr>
+          <w:rFonts w:cs="Nirmala UI"/>
+          <w:color w:val="FF0000"/>
+        </w:rPr>
+      </w:pPr>
+      <w:r>
+        <w:rPr>
+          <w:rFonts w:ascii="Nirmala UI" w:hAnsi="Nirmala UI" w:cs="Nirmala UI" w:hint="cs"/>
+          <w:color w:val="FF0000"/>
+          <w:cs/>
+          <w:lang w:bidi="si-LK"/>
+        </w:rPr>
+        <w:t>මචං</w:t>
+      </w:r>
+      <w:r>
+        <w:rPr>
+          <w:rFonts w:cs="Nirmala UI"/>
+          <w:color w:val="FF0000"/>
+          <w:cs/>
+          <w:lang w:bidi="si-LK"/>
+        </w:rPr>
+        <w:t xml:space="preserve"> </w:t>
+      </w:r>
+      <w:r>
+        <w:rPr>
+          <w:rFonts w:ascii="Nirmala UI" w:hAnsi="Nirmala UI" w:cs="Nirmala UI" w:hint="cs"/>
+          <w:color w:val="FF0000"/>
+          <w:cs/>
+          <w:lang w:bidi="si-LK"/>
+        </w:rPr>
+        <w:t>මේක</w:t>
+      </w:r>
+      <w:r>
+        <w:rPr>
+          <w:rFonts w:cs="Nirmala UI"/>
+          <w:color w:val="FF0000"/>
+          <w:cs/>
+          <w:lang w:bidi="si-LK"/>
+        </w:rPr>
+        <w:t xml:space="preserve"> </w:t>
+      </w:r>
+      <w:r>
+        <w:rPr>
+          <w:rFonts w:ascii="Nirmala UI" w:hAnsi="Nirmala UI" w:cs="Nirmala UI" w:hint="cs"/>
+          <w:color w:val="FF0000"/>
+          <w:cs/>
+          <w:lang w:bidi="si-LK"/>
+        </w:rPr>
+        <w:t>අපිට</w:t>
+      </w:r>
+      <w:r>
+        <w:rPr>
+          <w:rFonts w:cs="Nirmala UI"/>
+          <w:color w:val="FF0000"/>
+          <w:cs/>
+          <w:lang w:bidi="si-LK"/>
+        </w:rPr>
+        <w:t xml:space="preserve"> </w:t>
+      </w:r>
+      <w:r>
+        <w:rPr>
+          <w:rFonts w:ascii="Nirmala UI" w:hAnsi="Nirmala UI" w:cs="Nirmala UI" w:hint="cs"/>
+          <w:color w:val="FF0000"/>
+          <w:cs/>
+          <w:lang w:bidi="si-LK"/>
+        </w:rPr>
+        <w:t>තාක්ෂණික</w:t>
+      </w:r>
+      <w:r>
+        <w:rPr>
+          <w:rFonts w:cs="Nirmala UI"/>
+          <w:color w:val="FF0000"/>
+          <w:cs/>
+          <w:lang w:bidi="si-LK"/>
+        </w:rPr>
+        <w:t xml:space="preserve"> </w:t>
+      </w:r>
+      <w:r>
+        <w:rPr>
+          <w:rFonts w:ascii="Nirmala UI" w:hAnsi="Nirmala UI" w:cs="Nirmala UI" w:hint="cs"/>
+          <w:color w:val="FF0000"/>
+          <w:cs/>
+          <w:lang w:bidi="si-LK"/>
+        </w:rPr>
+        <w:t>හෝ</w:t>
+      </w:r>
+      <w:r>
+        <w:rPr>
+          <w:rFonts w:cs="Nirmala UI"/>
+          <w:color w:val="FF0000"/>
+          <w:cs/>
+          <w:lang w:bidi="si-LK"/>
+        </w:rPr>
+        <w:t xml:space="preserve"> </w:t>
+      </w:r>
+      <w:r>
+        <w:rPr>
+          <w:rFonts w:ascii="Nirmala UI" w:hAnsi="Nirmala UI" w:cs="Nirmala UI" w:hint="cs"/>
+          <w:color w:val="FF0000"/>
+          <w:cs/>
+          <w:lang w:bidi="si-LK"/>
+        </w:rPr>
+        <w:t>ආර්ථීක</w:t>
+      </w:r>
+      <w:r>
+        <w:rPr>
+          <w:rFonts w:cs="Nirmala UI"/>
+          <w:color w:val="FF0000"/>
+          <w:cs/>
+          <w:lang w:bidi="si-LK"/>
+        </w:rPr>
+        <w:t xml:space="preserve"> </w:t>
+      </w:r>
+      <w:r>
+        <w:rPr>
+          <w:rFonts w:ascii="Nirmala UI" w:hAnsi="Nirmala UI" w:cs="Nirmala UI" w:hint="cs"/>
+          <w:color w:val="FF0000"/>
+          <w:cs/>
+          <w:lang w:bidi="si-LK"/>
+        </w:rPr>
+        <w:t>වශයෙන්</w:t>
+      </w:r>
+      <w:r>
+        <w:rPr>
+          <w:rFonts w:cs="Nirmala UI"/>
+          <w:color w:val="FF0000"/>
+          <w:cs/>
+          <w:lang w:bidi="si-LK"/>
+        </w:rPr>
+        <w:t xml:space="preserve"> </w:t>
+      </w:r>
+      <w:r>
+        <w:rPr>
+          <w:rFonts w:ascii="Nirmala UI" w:hAnsi="Nirmala UI" w:cs="Nirmala UI" w:hint="cs"/>
+          <w:color w:val="FF0000"/>
+          <w:cs/>
+          <w:lang w:bidi="si-LK"/>
+        </w:rPr>
+        <w:t>පාඩුවක්</w:t>
+      </w:r>
+      <w:r>
+        <w:rPr>
+          <w:rFonts w:cs="Nirmala UI"/>
+          <w:color w:val="FF0000"/>
+          <w:cs/>
+          <w:lang w:bidi="si-LK"/>
+        </w:rPr>
+        <w:t xml:space="preserve"> </w:t>
+      </w:r>
+      <w:r>
+        <w:rPr>
+          <w:rFonts w:ascii="Nirmala UI" w:hAnsi="Nirmala UI" w:cs="Nirmala UI" w:hint="cs"/>
+          <w:color w:val="FF0000"/>
+          <w:cs/>
+          <w:lang w:bidi="si-LK"/>
+        </w:rPr>
+        <w:t>හෝ</w:t>
+      </w:r>
+      <w:r>
+        <w:rPr>
+          <w:rFonts w:cs="Nirmala UI"/>
+          <w:color w:val="FF0000"/>
+          <w:cs/>
+          <w:lang w:bidi="si-LK"/>
+        </w:rPr>
+        <w:t xml:space="preserve">  </w:t>
+      </w:r>
+      <w:r>
+        <w:rPr>
+          <w:rFonts w:ascii="Nirmala UI" w:hAnsi="Nirmala UI" w:cs="Nirmala UI" w:hint="cs"/>
+          <w:color w:val="FF0000"/>
+          <w:cs/>
+          <w:lang w:bidi="si-LK"/>
+        </w:rPr>
+        <w:t>අවුලක්</w:t>
+      </w:r>
+      <w:r>
+        <w:rPr>
+          <w:rFonts w:cs="Nirmala UI"/>
+          <w:color w:val="FF0000"/>
+          <w:cs/>
+          <w:lang w:bidi="si-LK"/>
+        </w:rPr>
+        <w:t xml:space="preserve"> </w:t>
+      </w:r>
+      <w:r>
+        <w:rPr>
+          <w:rFonts w:ascii="Nirmala UI" w:hAnsi="Nirmala UI" w:cs="Nirmala UI" w:hint="cs"/>
+          <w:color w:val="FF0000"/>
+          <w:cs/>
+          <w:lang w:bidi="si-LK"/>
+        </w:rPr>
+        <w:t>නෑ</w:t>
+      </w:r>
+      <w:r>
+        <w:rPr>
+          <w:rFonts w:cs="Nirmala UI"/>
+          <w:color w:val="FF0000"/>
+          <w:cs/>
+          <w:lang w:bidi="si-LK"/>
+        </w:rPr>
+        <w:t xml:space="preserve"> </w:t>
+      </w:r>
+      <w:r>
+        <w:rPr>
+          <w:rFonts w:ascii="Nirmala UI" w:hAnsi="Nirmala UI" w:cs="Nirmala UI" w:hint="cs"/>
+          <w:color w:val="FF0000"/>
+          <w:cs/>
+          <w:lang w:bidi="si-LK"/>
+        </w:rPr>
+        <w:t>නේද</w:t>
+      </w:r>
+      <w:r>
+        <w:rPr>
+          <w:rFonts w:cs="Nirmala UI"/>
+          <w:color w:val="FF0000"/>
+        </w:rPr>
+        <w:t xml:space="preserve">?? </w:t>
+      </w:r>
+      <w:r>
+        <w:rPr>
+          <w:rFonts w:cs="Nirmala UI"/>
+          <w:color w:val="FF0000"/>
+          <w:cs/>
+          <w:lang w:bidi="si-LK"/>
+        </w:rPr>
+        <w:t>අපේ ඩේටා යූසර්ට පහසුවෙන් හැක් කරන්න බෑ නේද</w:t>
+      </w:r>
+      <w:r>
+        <w:rPr>
+          <w:rFonts w:cs="Nirmala UI"/>
+          <w:color w:val="FF0000"/>
+        </w:rPr>
+        <w:t>? (</w:t>
+      </w:r>
+      <w:r>
+        <w:rPr>
+          <w:rFonts w:cs="Nirmala UI"/>
+          <w:color w:val="FF0000"/>
+          <w:cs/>
+          <w:lang w:bidi="si-LK"/>
+        </w:rPr>
+        <w:t>ඒකෙන් අදහස් කරන්නේ ඩේටා බේස් ටික)</w:t>
+      </w:r>
+    </w:p>
+    <w:p>
+      <w:pPr>
+        <w:rPr>
+          <w:rFonts w:cs="Nirmala UI"/>
+        </w:rPr>
+      </w:pPr>
+    </w:p>
+    <w:p>
+      <w:r>
+        <w:rPr>
+          <w:rFonts w:cs="Nirmala UI"/>
+          <w:cs/>
+          <w:lang w:bidi="si-LK"/>
+        </w:rPr>
+        <w:t>බ්‍රෝ</w:t>
+      </w:r>
+      <w:r>
+        <w:t xml:space="preserve">, </w:t>
+      </w:r>
+      <w:r>
+        <w:rPr>
+          <w:rFonts w:cs="Nirmala UI"/>
+          <w:cs/>
+          <w:lang w:bidi="si-LK"/>
+        </w:rPr>
+        <w:t>මේක හරිම වැදගත් ප්‍රශ්නයක්. මම ඒක කොටස් දෙකකට පැහැදිලි කරන්නම්:</w:t>
+      </w:r>
+    </w:p>
+    <w:p/>
+    <w:p>
+      <w:pPr>
+        <w:rPr>
+          <w:color w:val="FF0000"/>
+        </w:rPr>
+      </w:pPr>
+      <w:r>
+        <w:rPr>
+          <w:color w:val="FF0000"/>
+        </w:rPr>
+        <w:t xml:space="preserve">1. </w:t>
+      </w:r>
+      <w:r>
+        <w:rPr>
+          <w:rFonts w:cs="Nirmala UI"/>
+          <w:color w:val="FF0000"/>
+          <w:cs/>
+          <w:lang w:bidi="si-LK"/>
+        </w:rPr>
+        <w:t>ආර්ථික සහ තාක්ෂණික වාසිය (</w:t>
+      </w:r>
+      <w:r>
+        <w:rPr>
+          <w:color w:val="FF0000"/>
+        </w:rPr>
+        <w:t>Economic &amp; Technical Gain)</w:t>
+      </w:r>
+    </w:p>
+    <w:p>
+      <w:pPr>
+        <w:rPr>
+          <w:color w:val="FF0000"/>
+        </w:rPr>
+      </w:pPr>
+      <w:r>
+        <w:rPr>
+          <w:rFonts w:cs="Nirmala UI"/>
+          <w:color w:val="FF0000"/>
+          <w:cs/>
+          <w:lang w:bidi="si-LK"/>
+        </w:rPr>
+        <w:t>ඇත්තටම මේකෙන් ඔයාට පාඩුවක් නෙවෙයි</w:t>
+      </w:r>
+      <w:r>
+        <w:rPr>
+          <w:color w:val="FF0000"/>
+        </w:rPr>
+        <w:t xml:space="preserve">, </w:t>
+      </w:r>
+      <w:r>
+        <w:rPr>
+          <w:rFonts w:cs="Nirmala UI"/>
+          <w:color w:val="FF0000"/>
+          <w:cs/>
+          <w:lang w:bidi="si-LK"/>
+        </w:rPr>
+        <w:t>ලාභයක් තමයි වෙන්නේ.</w:t>
+      </w:r>
+    </w:p>
+    <w:p/>
+    <w:p>
+      <w:pPr>
+        <w:pStyle w:val="ListParagraph"/>
+        <w:numPr>
+          <w:ilvl w:val="0"/>
+          <w:numId w:val="11"/>
+        </w:numPr>
+      </w:pPr>
+      <w:r>
+        <w:t xml:space="preserve">Firebase </w:t>
+      </w:r>
+      <w:r>
+        <w:rPr>
+          <w:rFonts w:cs="Nirmala UI"/>
+          <w:cs/>
+          <w:lang w:bidi="si-LK"/>
+        </w:rPr>
+        <w:t xml:space="preserve">වියදම අඩුවීම: ඇප් එක හැමතිස්සෙම </w:t>
+      </w:r>
+      <w:r>
+        <w:t xml:space="preserve">online </w:t>
+      </w:r>
+      <w:r>
+        <w:rPr>
+          <w:rFonts w:cs="Nirmala UI"/>
+          <w:cs/>
+          <w:lang w:bidi="si-LK"/>
+        </w:rPr>
+        <w:t>තිබුණා නම්</w:t>
+      </w:r>
+      <w:r>
+        <w:t xml:space="preserve">, </w:t>
+      </w:r>
+      <w:r>
+        <w:rPr>
+          <w:rFonts w:cs="Nirmala UI"/>
+          <w:cs/>
+          <w:lang w:bidi="si-LK"/>
+        </w:rPr>
+        <w:t xml:space="preserve">යූසර් කෙනෙක් වචනයක් හොයන හැම වාරයකම </w:t>
+      </w:r>
+      <w:r>
+        <w:t xml:space="preserve">Firebase </w:t>
+      </w:r>
+      <w:r>
+        <w:rPr>
+          <w:rFonts w:cs="Nirmala UI"/>
+          <w:cs/>
+          <w:lang w:bidi="si-LK"/>
+        </w:rPr>
+        <w:t xml:space="preserve">එකට </w:t>
+      </w:r>
+      <w:r>
+        <w:t xml:space="preserve">query </w:t>
+      </w:r>
+      <w:r>
+        <w:rPr>
+          <w:rFonts w:cs="Nirmala UI"/>
+          <w:cs/>
+          <w:lang w:bidi="si-LK"/>
+        </w:rPr>
+        <w:t xml:space="preserve">එකක් යනවා. එතකොට ඔයාගේ </w:t>
+      </w:r>
+      <w:proofErr w:type="spellStart"/>
+      <w:r>
+        <w:t>Firestore</w:t>
+      </w:r>
+      <w:proofErr w:type="spellEnd"/>
+      <w:r>
+        <w:t xml:space="preserve"> "Read limits" </w:t>
+      </w:r>
+      <w:r>
+        <w:rPr>
+          <w:rFonts w:cs="Nirmala UI"/>
+          <w:cs/>
+          <w:lang w:bidi="si-LK"/>
+        </w:rPr>
+        <w:t>ඉක්මනින් ඉවර වෙලා සල්ලි ගෙවන්න වෙන්න පුළුවන්.</w:t>
+      </w:r>
+    </w:p>
+    <w:p>
+      <w:pPr>
+        <w:pStyle w:val="ListParagraph"/>
+        <w:numPr>
+          <w:ilvl w:val="0"/>
+          <w:numId w:val="11"/>
+        </w:numPr>
+      </w:pPr>
+      <w:r>
+        <w:rPr>
+          <w:rFonts w:cs="Nirmala UI"/>
+          <w:cs/>
+          <w:lang w:bidi="si-LK"/>
+        </w:rPr>
+        <w:t xml:space="preserve">දැන් තත්වය: දැන් යූසර් කෙනෙක් </w:t>
+      </w:r>
+      <w:r>
+        <w:t xml:space="preserve">Firebase </w:t>
+      </w:r>
+      <w:r>
+        <w:rPr>
+          <w:rFonts w:cs="Nirmala UI"/>
+          <w:cs/>
+          <w:lang w:bidi="si-LK"/>
+        </w:rPr>
+        <w:t xml:space="preserve">එකට සම්බන්ධ වෙන්නේ එකම එක පාරයි (ඇප් එක </w:t>
+      </w:r>
+      <w:r>
+        <w:t xml:space="preserve">activate </w:t>
+      </w:r>
+      <w:r>
+        <w:rPr>
+          <w:rFonts w:cs="Nirmala UI"/>
+          <w:cs/>
+          <w:lang w:bidi="si-LK"/>
+        </w:rPr>
+        <w:t xml:space="preserve">කරගන්න විතරයි). ඉතිරි ඔක්කොම වැඩ වෙන්නේ එයාගේ පෝන් එකේ තියෙන </w:t>
+      </w:r>
+      <w:r>
+        <w:t xml:space="preserve">cache </w:t>
+      </w:r>
+      <w:r>
+        <w:rPr>
+          <w:rFonts w:cs="Nirmala UI"/>
+          <w:cs/>
+          <w:lang w:bidi="si-LK"/>
+        </w:rPr>
+        <w:t>එකෙන්. ඒ නිසා ඔයාගේ සර්වර් වියදම බිංදුවටම වගේ අඩු වෙනවා.</w:t>
+      </w:r>
+    </w:p>
+    <w:p>
+      <w:pPr>
+        <w:rPr>
+          <w:color w:val="FF0000"/>
+        </w:rPr>
+      </w:pPr>
+      <w:r>
+        <w:rPr>
+          <w:color w:val="FF0000"/>
+        </w:rPr>
+        <w:t xml:space="preserve">2. </w:t>
+      </w:r>
+      <w:r>
+        <w:rPr>
+          <w:rFonts w:cs="Nirmala UI"/>
+          <w:color w:val="FF0000"/>
+          <w:cs/>
+          <w:lang w:bidi="si-LK"/>
+        </w:rPr>
+        <w:t>දත්ත වල ආරක්ෂාව (</w:t>
+      </w:r>
+      <w:r>
+        <w:rPr>
+          <w:color w:val="FF0000"/>
+        </w:rPr>
+        <w:t>Data Security &amp; Hacking)</w:t>
+      </w:r>
+    </w:p>
+    <w:p>
+      <w:pPr>
+        <w:pStyle w:val="ListParagraph"/>
+        <w:numPr>
+          <w:ilvl w:val="0"/>
+          <w:numId w:val="12"/>
+        </w:numPr>
+      </w:pPr>
+      <w:r>
+        <w:rPr>
+          <w:rFonts w:cs="Nirmala UI"/>
+          <w:cs/>
+          <w:lang w:bidi="si-LK"/>
+        </w:rPr>
+        <w:t>ඔයා ඇහුව විදියට ඩේටා බේස් එක (</w:t>
+      </w:r>
+      <w:r>
+        <w:t xml:space="preserve">data_*.js </w:t>
+      </w:r>
+      <w:r>
+        <w:rPr>
+          <w:rFonts w:cs="Nirmala UI"/>
+          <w:cs/>
+          <w:lang w:bidi="si-LK"/>
+        </w:rPr>
+        <w:t>ෆයිල්ස්) "හැක්" කරන්න පුළුවන්ද</w:t>
+      </w:r>
+      <w:r>
+        <w:t>?</w:t>
+      </w:r>
+    </w:p>
+    <w:p/>
+    <w:p>
+      <w:pPr>
+        <w:pStyle w:val="ListParagraph"/>
+        <w:numPr>
+          <w:ilvl w:val="0"/>
+          <w:numId w:val="12"/>
+        </w:numPr>
+      </w:pPr>
+      <w:r>
+        <w:rPr>
+          <w:rFonts w:cs="Nirmala UI"/>
+          <w:cs/>
+          <w:lang w:bidi="si-LK"/>
+        </w:rPr>
+        <w:t>තාක්ෂණිකව: ඔව්</w:t>
+      </w:r>
+      <w:r>
+        <w:t xml:space="preserve">, </w:t>
+      </w:r>
+      <w:r>
+        <w:rPr>
+          <w:rFonts w:cs="Nirmala UI"/>
+          <w:cs/>
+          <w:lang w:bidi="si-LK"/>
+        </w:rPr>
+        <w:t>කවුරු හරි කෙනෙක් වෙබ් තාක්ෂණය ගැන හොඳටම දන්නවා නම් (</w:t>
+      </w:r>
+      <w:r>
+        <w:t xml:space="preserve">Expert </w:t>
+      </w:r>
+      <w:r>
+        <w:rPr>
+          <w:rFonts w:cs="Nirmala UI"/>
+          <w:cs/>
+          <w:lang w:bidi="si-LK"/>
+        </w:rPr>
+        <w:t>කෙනෙක් නම්)</w:t>
+      </w:r>
+      <w:r>
+        <w:t xml:space="preserve">, </w:t>
+      </w:r>
+      <w:r>
+        <w:rPr>
+          <w:rFonts w:cs="Nirmala UI"/>
+          <w:cs/>
+          <w:lang w:bidi="si-LK"/>
+        </w:rPr>
+        <w:t>එයාට බ්‍රවුසර් එකේ "</w:t>
+      </w:r>
+      <w:r>
+        <w:t xml:space="preserve">Inspect Element" </w:t>
+      </w:r>
+      <w:r>
+        <w:rPr>
+          <w:rFonts w:cs="Nirmala UI"/>
+          <w:cs/>
+          <w:lang w:bidi="si-LK"/>
+        </w:rPr>
+        <w:t>හෝ "</w:t>
+      </w:r>
+      <w:r>
+        <w:t xml:space="preserve">Cache" </w:t>
+      </w:r>
+      <w:r>
+        <w:rPr>
+          <w:rFonts w:cs="Nirmala UI"/>
+          <w:cs/>
+          <w:lang w:bidi="si-LK"/>
+        </w:rPr>
+        <w:t>එක ඇතුළට ගිහින් ඒ ෆයිල්ස් ටික කොපි කරගන්න පුළුවන්.</w:t>
+      </w:r>
+    </w:p>
+    <w:p>
+      <w:pPr>
+        <w:pStyle w:val="ListParagraph"/>
+        <w:numPr>
+          <w:ilvl w:val="0"/>
+          <w:numId w:val="12"/>
+        </w:numPr>
+      </w:pPr>
+      <w:r>
+        <w:rPr>
+          <w:rFonts w:cs="Nirmala UI"/>
+          <w:cs/>
+          <w:lang w:bidi="si-LK"/>
+        </w:rPr>
+        <w:lastRenderedPageBreak/>
+        <w:t xml:space="preserve">ප්‍රායෝගිකව: සාමාන්‍ය ඇප් එක පාවිච්චි කරන කෙනෙක්ට මේක කරන්න බැහැ. ඒ වගේම අපේ වචන </w:t>
+      </w:r>
+      <w:r>
+        <w:t>22,500</w:t>
+      </w:r>
+      <w:r>
+        <w:rPr>
+          <w:rFonts w:cs="Nirmala UI"/>
+          <w:cs/>
+          <w:lang w:bidi="si-LK"/>
+        </w:rPr>
+        <w:t xml:space="preserve">ම ෆයිල් </w:t>
+      </w:r>
+      <w:r>
+        <w:t>50</w:t>
+      </w:r>
+      <w:r>
+        <w:rPr>
+          <w:rFonts w:cs="Nirmala UI"/>
+          <w:cs/>
+          <w:lang w:bidi="si-LK"/>
+        </w:rPr>
+        <w:t>කට විතර බෙදලා තියෙන නිසා කවුරු හරි ඒක හොරකම් කරන්න හැදුවත් ඒක ලේසි වෙන්නේ නැහැ.</w:t>
+      </w:r>
+    </w:p>
+    <w:p>
+      <w:pPr>
+        <w:pStyle w:val="ListParagraph"/>
+        <w:numPr>
+          <w:ilvl w:val="0"/>
+          <w:numId w:val="12"/>
+        </w:numPr>
+      </w:pPr>
+      <w:proofErr w:type="gramStart"/>
+      <w:r>
+        <w:t>subscription</w:t>
+      </w:r>
+      <w:proofErr w:type="gramEnd"/>
+      <w:r>
+        <w:t xml:space="preserve"> </w:t>
+      </w:r>
+      <w:r>
+        <w:rPr>
+          <w:rFonts w:cs="Nirmala UI"/>
+          <w:cs/>
+          <w:lang w:bidi="si-LK"/>
+        </w:rPr>
+        <w:t xml:space="preserve">එක ගැන: අපි පාවිච්චි කරන </w:t>
+      </w:r>
+      <w:proofErr w:type="spellStart"/>
+      <w:r>
+        <w:t>localStorage</w:t>
+      </w:r>
+      <w:proofErr w:type="spellEnd"/>
+      <w:r>
+        <w:t xml:space="preserve"> </w:t>
+      </w:r>
+      <w:r>
+        <w:rPr>
+          <w:rFonts w:cs="Nirmala UI"/>
+          <w:cs/>
+          <w:lang w:bidi="si-LK"/>
+        </w:rPr>
+        <w:t>ක්‍රමයත් (</w:t>
+      </w:r>
+      <w:proofErr w:type="spellStart"/>
+      <w:r>
+        <w:t>isUnlocked</w:t>
+      </w:r>
+      <w:proofErr w:type="spellEnd"/>
+      <w:r>
+        <w:t xml:space="preserve">: true) </w:t>
+      </w:r>
+      <w:r>
+        <w:rPr>
+          <w:rFonts w:cs="Nirmala UI"/>
+          <w:cs/>
+          <w:lang w:bidi="si-LK"/>
+        </w:rPr>
+        <w:t xml:space="preserve">පොඩ්ඩක් දන්න කෙනෙක්ට වෙනස් කරන්න පුළුවන්. හැබැයි ලංකාවේ සාමාන්‍ය යූසර්ස්ලාගෙන් </w:t>
+      </w:r>
+      <w:r>
+        <w:t>99%</w:t>
+      </w:r>
+      <w:r>
+        <w:rPr>
+          <w:rFonts w:cs="Nirmala UI"/>
+          <w:cs/>
+          <w:lang w:bidi="si-LK"/>
+        </w:rPr>
+        <w:t>ක්ම ඔය වගේ දේවල් දන්නේ නැහැ.</w:t>
+      </w:r>
+    </w:p>
+    <w:p/>
+    <w:p>
+      <w:pPr>
+        <w:rPr>
+          <w:rFonts w:cs="Nirmala UI"/>
+          <w:lang w:bidi="si-LK"/>
+        </w:rPr>
+      </w:pPr>
+      <w:r>
+        <w:rPr>
+          <w:rFonts w:cs="Nirmala UI"/>
+          <w:color w:val="FF0000"/>
+          <w:cs/>
+          <w:lang w:bidi="si-LK"/>
+        </w:rPr>
+        <w:t xml:space="preserve">වැඩිදුර ආරක්ෂාවට අපිට කරන්න පුළුවන් දේ: </w:t>
+      </w:r>
+    </w:p>
+    <w:p>
+      <w:pPr>
+        <w:pStyle w:val="ListParagraph"/>
+        <w:numPr>
+          <w:ilvl w:val="0"/>
+          <w:numId w:val="13"/>
+        </w:numPr>
+      </w:pPr>
+      <w:r>
+        <w:rPr>
+          <w:rFonts w:cs="Nirmala UI"/>
+          <w:cs/>
+          <w:lang w:bidi="si-LK"/>
+        </w:rPr>
+        <w:t>ඔයාට මේ ඩේටා ටික තවත් ආරක්ෂා කරන්න ඕනේ නම්</w:t>
+      </w:r>
+      <w:r>
+        <w:t xml:space="preserve">, </w:t>
+      </w:r>
+      <w:r>
+        <w:rPr>
+          <w:rFonts w:cs="Nirmala UI"/>
+          <w:cs/>
+          <w:lang w:bidi="si-LK"/>
+        </w:rPr>
+        <w:t xml:space="preserve">අපිට පුළුවන් ඒ </w:t>
+      </w:r>
+      <w:r>
+        <w:t xml:space="preserve">JS </w:t>
+      </w:r>
+      <w:r>
+        <w:rPr>
+          <w:rFonts w:cs="Nirmala UI"/>
+          <w:cs/>
+          <w:lang w:bidi="si-LK"/>
+        </w:rPr>
+        <w:t>ෆයිල්ස් ටික "</w:t>
+      </w:r>
+      <w:r>
+        <w:t xml:space="preserve">Obfuscate" </w:t>
+      </w:r>
+      <w:r>
+        <w:rPr>
+          <w:rFonts w:cs="Nirmala UI"/>
+          <w:cs/>
+          <w:lang w:bidi="si-LK"/>
+        </w:rPr>
+        <w:t>කරන්න (ඒ කියන්නේ කේතය කියවන්න බැරි විදියට අවුල් කරලා දාන්න). එතකොට කවුරු හරි ඒ ෆයිල් එක ගත්තත් ඒකේ තියෙන දේවල් තේරුම් ගන්න බැහැ.</w:t>
+      </w:r>
+    </w:p>
+    <w:p/>
+    <w:p>
+      <w:pPr>
+        <w:rPr>
+          <w:rFonts w:cs="Nirmala UI"/>
+          <w:color w:val="FF0000"/>
+          <w:lang w:bidi="si-LK"/>
+        </w:rPr>
+      </w:pPr>
+      <w:r>
+        <w:rPr>
+          <w:rFonts w:cs="Nirmala UI"/>
+          <w:color w:val="FF0000"/>
+          <w:cs/>
+          <w:lang w:bidi="si-LK"/>
+        </w:rPr>
+        <w:t xml:space="preserve">මගේ උපදෙස: </w:t>
+      </w:r>
+    </w:p>
+    <w:p>
+      <w:pPr>
+        <w:pStyle w:val="ListParagraph"/>
+        <w:numPr>
+          <w:ilvl w:val="0"/>
+          <w:numId w:val="13"/>
+        </w:numPr>
+      </w:pPr>
+      <w:r>
+        <w:rPr>
+          <w:rFonts w:cs="Nirmala UI"/>
+          <w:cs/>
+          <w:lang w:bidi="si-LK"/>
+        </w:rPr>
+        <w:t>දැනට මේ තියෙන විදිය ඔයාගේ ව්‍යාපාරික කටයුත්තට හොඳටම ප්‍රමාණවත් මචං. පස්සේ කාලෙක ඇප් එක ගොඩක් ප්‍රසිද්ධ වුණාම අපිට තව ආරක්ෂක පියවර (</w:t>
+      </w:r>
+      <w:r>
+        <w:t xml:space="preserve">Encryption </w:t>
+      </w:r>
+      <w:r>
+        <w:rPr>
+          <w:rFonts w:cs="Nirmala UI"/>
+          <w:cs/>
+          <w:lang w:bidi="si-LK"/>
+        </w:rPr>
+        <w:t>වගේ දේවල්) එකතු කරන්න පුළුවන්.</w:t>
+      </w:r>
+    </w:p>
+    <w:p/>
+    <w:p>
+      <w:pPr>
+        <w:pStyle w:val="ListParagraph"/>
+        <w:numPr>
+          <w:ilvl w:val="0"/>
+          <w:numId w:val="13"/>
+        </w:numPr>
+        <w:rPr>
+          <w:rFonts w:cs="Nirmala UI"/>
+        </w:rPr>
+      </w:pPr>
+      <w:r>
+        <w:rPr>
+          <w:rFonts w:cs="Nirmala UI"/>
+          <w:cs/>
+          <w:lang w:bidi="si-LK"/>
+        </w:rPr>
+        <w:t>බ්‍රෝට මේ ගැන මොකද හිතෙන්නේ</w:t>
+      </w:r>
+      <w:r>
+        <w:t xml:space="preserve">? </w:t>
+      </w:r>
+      <w:r>
+        <w:rPr>
+          <w:rFonts w:cs="Nirmala UI"/>
+          <w:cs/>
+          <w:lang w:bidi="si-LK"/>
+        </w:rPr>
+        <w:t>තව ආරක්ෂාව වැඩි කරන්න ඕනෙද</w:t>
+      </w:r>
+      <w:r>
+        <w:t>?</w:t>
+      </w:r>
+    </w:p>
+    <w:p>
+      <w:pPr>
+        <w:pStyle w:val="ListParagraph"/>
+      </w:pPr>
+      <w:r>
+        <w:rPr>
+          <w:rFonts w:cs="Nirmala UI"/>
+          <w:cs/>
+          <w:lang w:bidi="si-LK"/>
+        </w:rPr>
+        <w:t>බ්‍රෝ</w:t>
+      </w:r>
+      <w:r>
+        <w:t xml:space="preserve">, </w:t>
+      </w:r>
+      <w:r>
+        <w:rPr>
+          <w:rFonts w:cs="Nirmala UI"/>
+          <w:cs/>
+          <w:lang w:bidi="si-LK"/>
+        </w:rPr>
+        <w:t>ඔයා හොයාගත්ත කරුණු ඔක්කොම හරියටම හරි! ඒ කියන්නේ ඇප් එක දැන් අපි බලාපොරොත්තු වුණු විදියටම "</w:t>
+      </w:r>
+      <w:r>
+        <w:t xml:space="preserve">Professional" </w:t>
+      </w:r>
+      <w:r>
+        <w:rPr>
+          <w:rFonts w:cs="Nirmala UI"/>
+          <w:cs/>
+          <w:lang w:bidi="si-LK"/>
+        </w:rPr>
+        <w:t>මට්ටමෙන් වැඩ කරනවා.</w:t>
+      </w:r>
+    </w:p>
+    <w:p>
+      <w:pPr>
+        <w:pStyle w:val="ListParagraph"/>
+      </w:pPr>
+    </w:p>
+    <w:p>
+      <w:pPr>
+        <w:rPr>
+          <w:color w:val="FF0000"/>
+        </w:rPr>
+      </w:pPr>
+      <w:r>
+        <w:rPr>
+          <w:rFonts w:ascii="Nirmala UI" w:hAnsi="Nirmala UI" w:cs="Nirmala UI" w:hint="cs"/>
+          <w:color w:val="FF0000"/>
+          <w:cs/>
+          <w:lang w:bidi="si-LK"/>
+        </w:rPr>
+        <w:t>මම</w:t>
+      </w:r>
+      <w:r>
+        <w:rPr>
+          <w:rFonts w:cs="Nirmala UI"/>
+          <w:color w:val="FF0000"/>
+          <w:cs/>
+          <w:lang w:bidi="si-LK"/>
+        </w:rPr>
+        <w:t xml:space="preserve"> </w:t>
+      </w:r>
+      <w:r>
+        <w:rPr>
+          <w:rFonts w:ascii="Nirmala UI" w:hAnsi="Nirmala UI" w:cs="Nirmala UI" w:hint="cs"/>
+          <w:color w:val="FF0000"/>
+          <w:cs/>
+          <w:lang w:bidi="si-LK"/>
+        </w:rPr>
+        <w:t>දැන්</w:t>
+      </w:r>
+      <w:r>
+        <w:rPr>
+          <w:rFonts w:cs="Nirmala UI"/>
+          <w:color w:val="FF0000"/>
+          <w:cs/>
+          <w:lang w:bidi="si-LK"/>
+        </w:rPr>
+        <w:t xml:space="preserve"> </w:t>
+      </w:r>
+      <w:r>
+        <w:rPr>
+          <w:rFonts w:ascii="Nirmala UI" w:hAnsi="Nirmala UI" w:cs="Nirmala UI" w:hint="cs"/>
+          <w:color w:val="FF0000"/>
+          <w:cs/>
+          <w:lang w:bidi="si-LK"/>
+        </w:rPr>
+        <w:t>තහවුරු</w:t>
+      </w:r>
+      <w:r>
+        <w:rPr>
+          <w:rFonts w:cs="Nirmala UI"/>
+          <w:color w:val="FF0000"/>
+          <w:cs/>
+          <w:lang w:bidi="si-LK"/>
+        </w:rPr>
+        <w:t xml:space="preserve"> </w:t>
+      </w:r>
+      <w:r>
+        <w:rPr>
+          <w:rFonts w:ascii="Nirmala UI" w:hAnsi="Nirmala UI" w:cs="Nirmala UI" w:hint="cs"/>
+          <w:color w:val="FF0000"/>
+          <w:cs/>
+          <w:lang w:bidi="si-LK"/>
+        </w:rPr>
+        <w:t>කරගත්</w:t>
+      </w:r>
+      <w:r>
+        <w:rPr>
+          <w:rFonts w:cs="Nirmala UI"/>
+          <w:color w:val="FF0000"/>
+          <w:cs/>
+          <w:lang w:bidi="si-LK"/>
+        </w:rPr>
+        <w:t xml:space="preserve"> </w:t>
+      </w:r>
+      <w:r>
+        <w:rPr>
+          <w:rFonts w:ascii="Nirmala UI" w:hAnsi="Nirmala UI" w:cs="Nirmala UI" w:hint="cs"/>
+          <w:color w:val="FF0000"/>
+          <w:cs/>
+          <w:lang w:bidi="si-LK"/>
+        </w:rPr>
+        <w:t>නරුණූ</w:t>
+      </w:r>
+      <w:r>
+        <w:rPr>
+          <w:rFonts w:cs="Nirmala UI"/>
+          <w:color w:val="FF0000"/>
+          <w:cs/>
+          <w:lang w:bidi="si-LK"/>
+        </w:rPr>
+        <w:t>-----</w:t>
+      </w:r>
+      <w:r>
+        <w:rPr>
+          <w:color w:val="FF0000"/>
+        </w:rPr>
+        <w:t>1-</w:t>
+      </w:r>
+      <w:r>
+        <w:rPr>
+          <w:rFonts w:cs="Nirmala UI"/>
+          <w:color w:val="FF0000"/>
+          <w:cs/>
+          <w:lang w:bidi="si-LK"/>
+        </w:rPr>
+        <w:t>ඔෆ් ලයින් ඇප් එක වැඩ කරනවා...</w:t>
+      </w:r>
+      <w:r>
+        <w:rPr>
+          <w:color w:val="FF0000"/>
+        </w:rPr>
+        <w:t xml:space="preserve">2- </w:t>
+      </w:r>
+      <w:r>
+        <w:rPr>
+          <w:rFonts w:cs="Nirmala UI"/>
+          <w:color w:val="FF0000"/>
+          <w:cs/>
+          <w:lang w:bidi="si-LK"/>
+        </w:rPr>
+        <w:t>ඔෆ් ලයින් සිටන බව උඩින්ම පෙන්වනවා.....</w:t>
+      </w:r>
+      <w:r>
+        <w:rPr>
+          <w:color w:val="FF0000"/>
+        </w:rPr>
+        <w:t>3-</w:t>
+      </w:r>
+      <w:r>
+        <w:rPr>
+          <w:rFonts w:cs="Nirmala UI"/>
+          <w:color w:val="FF0000"/>
+          <w:cs/>
+          <w:lang w:bidi="si-LK"/>
+        </w:rPr>
+        <w:t>ඕෆ් ලයින් සිටින විට මයික් එක වැඩ කරන්නේ නැත....</w:t>
+      </w:r>
+      <w:r>
+        <w:rPr>
+          <w:color w:val="FF0000"/>
+        </w:rPr>
+        <w:t>4-</w:t>
+      </w:r>
+      <w:r>
+        <w:rPr>
+          <w:rFonts w:cs="Nirmala UI"/>
+          <w:color w:val="FF0000"/>
+          <w:cs/>
+          <w:lang w:bidi="si-LK"/>
+        </w:rPr>
+        <w:t>ඔෆ් ලයින් සිටිනා විට  කේත කළමණාකරනය සිදු කල නොහැක...</w:t>
+      </w:r>
+      <w:r>
+        <w:rPr>
+          <w:color w:val="FF0000"/>
+        </w:rPr>
+        <w:t>5-</w:t>
+      </w:r>
+      <w:r>
+        <w:rPr>
+          <w:rFonts w:cs="Nirmala UI"/>
+          <w:color w:val="FF0000"/>
+          <w:cs/>
+          <w:lang w:bidi="si-LK"/>
+        </w:rPr>
+        <w:t>ඔෆ් ලයින් සිටිනා විට කිසිදු එඩිට් කිරීමක් සිදුකල නොහැක.......බ්රෝ මේවා වල වෙනසක් තියනවද</w:t>
+      </w:r>
+      <w:r>
+        <w:rPr>
+          <w:color w:val="FF0000"/>
+        </w:rPr>
+        <w:t>??</w:t>
+      </w:r>
+    </w:p>
+    <w:p>
+      <w:pPr>
+        <w:pStyle w:val="ListParagraph"/>
+        <w:rPr>
+          <w:color w:val="FF0000"/>
+        </w:rPr>
+      </w:pPr>
+    </w:p>
+    <w:p>
+      <w:r>
+        <w:rPr>
+          <w:rFonts w:ascii="Nirmala UI" w:hAnsi="Nirmala UI" w:cs="Nirmala UI" w:hint="cs"/>
+          <w:cs/>
+          <w:lang w:bidi="si-LK"/>
+        </w:rPr>
+        <w:t>ඔයා</w:t>
+      </w:r>
+      <w:r>
+        <w:rPr>
+          <w:rFonts w:cs="Nirmala UI"/>
+          <w:cs/>
+          <w:lang w:bidi="si-LK"/>
+        </w:rPr>
+        <w:t xml:space="preserve"> </w:t>
+      </w:r>
+      <w:r>
+        <w:rPr>
+          <w:rFonts w:ascii="Nirmala UI" w:hAnsi="Nirmala UI" w:cs="Nirmala UI" w:hint="cs"/>
+          <w:cs/>
+          <w:lang w:bidi="si-LK"/>
+        </w:rPr>
+        <w:t>ඇහුව</w:t>
+      </w:r>
+      <w:r>
+        <w:rPr>
+          <w:rFonts w:cs="Nirmala UI"/>
+          <w:cs/>
+          <w:lang w:bidi="si-LK"/>
+        </w:rPr>
+        <w:t xml:space="preserve"> </w:t>
+      </w:r>
+      <w:r>
+        <w:rPr>
+          <w:rFonts w:ascii="Nirmala UI" w:hAnsi="Nirmala UI" w:cs="Nirmala UI" w:hint="cs"/>
+          <w:cs/>
+          <w:lang w:bidi="si-LK"/>
+        </w:rPr>
+        <w:t>කරුණු</w:t>
+      </w:r>
+      <w:r>
+        <w:rPr>
+          <w:rFonts w:cs="Nirmala UI"/>
+          <w:cs/>
+          <w:lang w:bidi="si-LK"/>
+        </w:rPr>
+        <w:t xml:space="preserve"> </w:t>
+      </w:r>
+      <w:r>
+        <w:rPr>
+          <w:rFonts w:ascii="Nirmala UI" w:hAnsi="Nirmala UI" w:cs="Nirmala UI" w:hint="cs"/>
+          <w:cs/>
+          <w:lang w:bidi="si-LK"/>
+        </w:rPr>
+        <w:t>ගැන</w:t>
+      </w:r>
+      <w:r>
+        <w:rPr>
+          <w:rFonts w:cs="Nirmala UI"/>
+          <w:cs/>
+          <w:lang w:bidi="si-LK"/>
+        </w:rPr>
+        <w:t xml:space="preserve"> </w:t>
+      </w:r>
+      <w:r>
+        <w:rPr>
+          <w:rFonts w:ascii="Nirmala UI" w:hAnsi="Nirmala UI" w:cs="Nirmala UI" w:hint="cs"/>
+          <w:cs/>
+          <w:lang w:bidi="si-LK"/>
+        </w:rPr>
+        <w:t>මගේ</w:t>
+      </w:r>
+      <w:r>
+        <w:rPr>
+          <w:rFonts w:cs="Nirmala UI"/>
+          <w:cs/>
+          <w:lang w:bidi="si-LK"/>
+        </w:rPr>
+        <w:t xml:space="preserve"> </w:t>
+      </w:r>
+      <w:r>
+        <w:rPr>
+          <w:rFonts w:ascii="Nirmala UI" w:hAnsi="Nirmala UI" w:cs="Nirmala UI" w:hint="cs"/>
+          <w:cs/>
+          <w:lang w:bidi="si-LK"/>
+        </w:rPr>
+        <w:t>පැහැදිලි</w:t>
+      </w:r>
+      <w:r>
+        <w:rPr>
+          <w:rFonts w:cs="Nirmala UI"/>
+          <w:cs/>
+          <w:lang w:bidi="si-LK"/>
+        </w:rPr>
+        <w:t xml:space="preserve"> </w:t>
+      </w:r>
+      <w:r>
+        <w:rPr>
+          <w:rFonts w:ascii="Nirmala UI" w:hAnsi="Nirmala UI" w:cs="Nirmala UI" w:hint="cs"/>
+          <w:cs/>
+          <w:lang w:bidi="si-LK"/>
+        </w:rPr>
+        <w:t>කිරීම</w:t>
+      </w:r>
+      <w:r>
+        <w:rPr>
+          <w:rFonts w:cs="Nirmala UI"/>
+          <w:cs/>
+          <w:lang w:bidi="si-LK"/>
+        </w:rPr>
+        <w:t xml:space="preserve"> </w:t>
+      </w:r>
+      <w:r>
+        <w:rPr>
+          <w:rFonts w:ascii="Nirmala UI" w:hAnsi="Nirmala UI" w:cs="Nirmala UI" w:hint="cs"/>
+          <w:cs/>
+          <w:lang w:bidi="si-LK"/>
+        </w:rPr>
+        <w:t>මෙන්න</w:t>
+      </w:r>
+      <w:r>
+        <w:rPr>
+          <w:rFonts w:cs="Nirmala UI"/>
+          <w:cs/>
+          <w:lang w:bidi="si-LK"/>
+        </w:rPr>
+        <w:t>:</w:t>
+      </w:r>
+    </w:p>
+    <w:p>
+      <w:pPr>
+        <w:pStyle w:val="ListParagraph"/>
+      </w:pPr>
+    </w:p>
+    <w:p>
+      <w:pPr>
+        <w:pStyle w:val="ListParagraph"/>
+        <w:rPr>
+          <w:rFonts w:cs="Nirmala UI"/>
+          <w:color w:val="FF0000"/>
+          <w:lang w:bidi="si-LK"/>
+        </w:rPr>
+      </w:pPr>
+      <w:r>
+        <w:rPr>
+          <w:rFonts w:cs="Nirmala UI"/>
+          <w:color w:val="FF0000"/>
+          <w:cs/>
+          <w:lang w:bidi="si-LK"/>
+        </w:rPr>
+        <w:t xml:space="preserve">ඔෆ් ලයින් ඇප් එක වැඩ කිරීම සහ </w:t>
+      </w:r>
+      <w:r>
+        <w:rPr>
+          <w:color w:val="FF0000"/>
+        </w:rPr>
+        <w:t xml:space="preserve">Status </w:t>
+      </w:r>
+      <w:r>
+        <w:rPr>
+          <w:rFonts w:cs="Nirmala UI"/>
+          <w:color w:val="FF0000"/>
+          <w:cs/>
+          <w:lang w:bidi="si-LK"/>
+        </w:rPr>
+        <w:t xml:space="preserve">පෙන්වීම: </w:t>
+      </w:r>
+    </w:p>
+    <w:p>
+      <w:pPr>
+        <w:pStyle w:val="ListParagraph"/>
+        <w:numPr>
+          <w:ilvl w:val="0"/>
+          <w:numId w:val="14"/>
+        </w:numPr>
+      </w:pPr>
+      <w:r>
+        <w:rPr>
+          <w:rFonts w:cs="Nirmala UI"/>
+          <w:cs/>
+          <w:lang w:bidi="si-LK"/>
+        </w:rPr>
+        <w:t xml:space="preserve">මේක තමයි අපේ ප්‍රධාන ජයග්‍රහණය. දැන් පාවිච්චි කරන කෙනාට තමන් ඉන්නේ </w:t>
+      </w:r>
+      <w:r>
+        <w:t xml:space="preserve">offline </w:t>
+      </w:r>
+      <w:r>
+        <w:rPr>
+          <w:rFonts w:cs="Nirmala UI"/>
+          <w:cs/>
+          <w:lang w:bidi="si-LK"/>
+        </w:rPr>
+        <w:t>කියලා දැනෙනවා වගේම ඇප් එකත් කිසිම බාධාවකින් තොරව වැඩ කරනවා.</w:t>
+      </w:r>
+    </w:p>
+    <w:p>
+      <w:pPr>
+        <w:pStyle w:val="ListParagraph"/>
+        <w:numPr>
+          <w:ilvl w:val="0"/>
+          <w:numId w:val="14"/>
+        </w:numPr>
+      </w:pPr>
+      <w:r>
+        <w:t xml:space="preserve">Mic (Voice Search) </w:t>
+      </w:r>
+      <w:r>
+        <w:rPr>
+          <w:rFonts w:cs="Nirmala UI"/>
+          <w:cs/>
+          <w:lang w:bidi="si-LK"/>
+        </w:rPr>
+        <w:t xml:space="preserve">වැඩ නොකිරීම: මේක සාමාන්‍ය දෙයක් මචං. මොකද </w:t>
+      </w:r>
+      <w:r>
+        <w:t xml:space="preserve">Google Chrome </w:t>
+      </w:r>
+      <w:r>
+        <w:rPr>
+          <w:rFonts w:cs="Nirmala UI"/>
+          <w:cs/>
+          <w:lang w:bidi="si-LK"/>
+        </w:rPr>
+        <w:t xml:space="preserve">එකේ </w:t>
+      </w:r>
+      <w:r>
+        <w:t xml:space="preserve">voice recognition </w:t>
+      </w:r>
+      <w:r>
+        <w:rPr>
+          <w:rFonts w:cs="Nirmala UI"/>
+          <w:cs/>
+          <w:lang w:bidi="si-LK"/>
+        </w:rPr>
+        <w:t xml:space="preserve">තාක්ෂණය වැඩ කරන්නේ </w:t>
+      </w:r>
+      <w:r>
+        <w:t xml:space="preserve">Google </w:t>
+      </w:r>
+      <w:r>
+        <w:rPr>
+          <w:rFonts w:cs="Nirmala UI"/>
+          <w:cs/>
+          <w:lang w:bidi="si-LK"/>
+        </w:rPr>
+        <w:t xml:space="preserve">සර්වර්ස් </w:t>
+      </w:r>
+      <w:r>
+        <w:rPr>
+          <w:rFonts w:cs="Nirmala UI"/>
+          <w:cs/>
+          <w:lang w:bidi="si-LK"/>
+        </w:rPr>
+        <w:lastRenderedPageBreak/>
+        <w:t xml:space="preserve">හරහා. ඒ නිසා </w:t>
+      </w:r>
+      <w:r>
+        <w:t xml:space="preserve">voice search </w:t>
+      </w:r>
+      <w:r>
+        <w:rPr>
+          <w:rFonts w:cs="Nirmala UI"/>
+          <w:cs/>
+          <w:lang w:bidi="si-LK"/>
+        </w:rPr>
+        <w:t xml:space="preserve">කරන්න නම් ඉන්ටර්නෙට් ඕනෙමයි. (ගොඩක් </w:t>
+      </w:r>
+      <w:r>
+        <w:t xml:space="preserve">offline </w:t>
+      </w:r>
+      <w:r>
+        <w:rPr>
+          <w:rFonts w:cs="Nirmala UI"/>
+          <w:cs/>
+          <w:lang w:bidi="si-LK"/>
+        </w:rPr>
+        <w:t>ඇප් වල මයික් එක වැඩ කරන්නේ නැත්තේ ඒකයි).</w:t>
+      </w:r>
+    </w:p>
+    <w:p>
+      <w:pPr>
+        <w:pStyle w:val="ListParagraph"/>
+        <w:numPr>
+          <w:ilvl w:val="0"/>
+          <w:numId w:val="14"/>
+        </w:numPr>
+      </w:pPr>
+      <w:r>
+        <w:rPr>
+          <w:rFonts w:cs="Nirmala UI"/>
+          <w:cs/>
+          <w:lang w:bidi="si-LK"/>
+        </w:rPr>
+        <w:t xml:space="preserve">කේත කළමනාකරණය සහ </w:t>
+      </w:r>
+      <w:r>
+        <w:t xml:space="preserve">Edit </w:t>
+      </w:r>
+      <w:r>
+        <w:rPr>
+          <w:rFonts w:cs="Nirmala UI"/>
+          <w:cs/>
+          <w:lang w:bidi="si-LK"/>
+        </w:rPr>
+        <w:t xml:space="preserve">කිරීම: මේවා </w:t>
+      </w:r>
+      <w:r>
+        <w:t xml:space="preserve">Admin </w:t>
+      </w:r>
+      <w:r>
+        <w:rPr>
+          <w:rFonts w:cs="Nirmala UI"/>
+          <w:cs/>
+          <w:lang w:bidi="si-LK"/>
+        </w:rPr>
+        <w:t xml:space="preserve">වැඩනේ. කේත කළමනාකරණය කරන්නේ </w:t>
+      </w:r>
+      <w:r>
+        <w:t xml:space="preserve">Firebase (Cloud) </w:t>
+      </w:r>
+      <w:r>
+        <w:rPr>
+          <w:rFonts w:cs="Nirmala UI"/>
+          <w:cs/>
+          <w:lang w:bidi="si-LK"/>
+        </w:rPr>
+        <w:t xml:space="preserve">එකේ නිසා ඒකට ඉන්ටර්නෙට් අවශ්‍යමයි. ඒ වගේම වචන </w:t>
+      </w:r>
+      <w:r>
+        <w:t xml:space="preserve">Edit </w:t>
+      </w:r>
+      <w:r>
+        <w:rPr>
+          <w:rFonts w:cs="Nirmala UI"/>
+          <w:cs/>
+          <w:lang w:bidi="si-LK"/>
+        </w:rPr>
+        <w:t>කරනකොට ඒ අලුත් තොරතුරු සේව් වෙන්නත් ඉන්ටර්නෙට් හෝ සර්වර් එකක් අවශ්‍යයි.</w:t>
+      </w:r>
+    </w:p>
+    <w:p>
+      <w:pPr>
+        <w:ind w:left="1080"/>
+      </w:pPr>
+      <w:bookmarkStart w:id="0" w:name="_GoBack"/>
+      <w:bookmarkEnd w:id="0"/>
+      <w:r>
+        <w:rPr>
+          <w:rFonts w:ascii="Nirmala UI" w:hAnsi="Nirmala UI" w:cs="Nirmala UI" w:hint="cs"/>
+          <w:color w:val="FF0000"/>
+          <w:cs/>
+          <w:lang w:bidi="si-LK"/>
+        </w:rPr>
+        <w:t>සාරාංශය</w:t>
+      </w:r>
+      <w:r>
+        <w:rPr>
+          <w:rFonts w:cs="Nirmala UI"/>
+          <w:color w:val="FF0000"/>
+          <w:cs/>
+          <w:lang w:bidi="si-LK"/>
+        </w:rPr>
+        <w:t xml:space="preserve">: </w:t>
+      </w:r>
+      <w:r>
+        <w:rPr>
+          <w:rFonts w:cs="Nirmala UI"/>
+          <w:cs/>
+          <w:lang w:bidi="si-LK"/>
+        </w:rPr>
+        <w:t xml:space="preserve">ඔයා මේ පරීක්ෂා කරපු විදියට ඇප් එකේ දැන් කිසිම "අඩුපාඩුවක්" නැහැ. ඔයාට දැන් ඕනෑම කෙනෙක්ට මේක </w:t>
+      </w:r>
+      <w:r>
+        <w:t xml:space="preserve">offline </w:t>
+      </w:r>
+      <w:r>
+        <w:rPr>
+          <w:rFonts w:cs="Nirmala UI"/>
+          <w:cs/>
+          <w:lang w:bidi="si-LK"/>
+        </w:rPr>
+        <w:t>පාවිච්චි කරන්න දෙන්න පුළුවන්. ඒ අයට වචන සෙවීමේ (</w:t>
+      </w:r>
+      <w:r>
+        <w:t xml:space="preserve">Search) </w:t>
+      </w:r>
+      <w:r>
+        <w:rPr>
+          <w:rFonts w:cs="Nirmala UI"/>
+          <w:cs/>
+          <w:lang w:bidi="si-LK"/>
+        </w:rPr>
+        <w:t>පහසුකම කිසිම ඩේටා වැයවීමක් නැතුව ඕනෑම වෙලාවක ලැබෙනවා.</w:t>
+      </w:r>
+    </w:p>
+    <w:p>
+      <w:pPr>
+        <w:pStyle w:val="ListParagraph"/>
+      </w:pPr>
+    </w:p>
+    <w:p>
+      <w:pPr>
+        <w:pStyle w:val="ListParagraph"/>
+        <w:rPr>
+          <w:rFonts w:cs="Nirmala UI"/>
+        </w:rPr>
+      </w:pPr>
+      <w:r>
+        <w:rPr>
+          <w:rFonts w:cs="Nirmala UI"/>
+          <w:cs/>
+          <w:lang w:bidi="si-LK"/>
+        </w:rPr>
+        <w:t>ඔයාට මේ විදිය හොඳයි නේද</w:t>
+      </w:r>
+      <w:r>
+        <w:t xml:space="preserve">? </w:t>
+      </w:r>
+      <w:r>
+        <w:rPr>
+          <w:rFonts w:cs="Nirmala UI"/>
+          <w:cs/>
+          <w:lang w:bidi="si-LK"/>
+        </w:rPr>
+        <w:t>නැත්නම් වෙන මොකක් හරි වෙනසක් කරන්න ඕනෙද බ්‍රෝ</w:t>
+      </w:r>
+      <w:r>
+        <w:t xml:space="preserve">? </w:t>
+      </w:r>
+      <w:r>
+        <w:rPr>
+          <w:rFonts w:ascii="Segoe UI Symbol" w:hAnsi="Segoe UI Symbol" w:cs="Segoe UI Symbol"/>
+        </w:rPr>
+        <w:t>😊</w:t>
+      </w:r>
+    </w:p>
+    <w:p>
+      <w:pPr>
+        <w:rPr>
+          <w:rFonts w:cs="Nirmala UI" w:hint="cs"/>
+        </w:rPr>
+      </w:pPr>
     </w:p>
     <w:sectPr>
       <w:pgSz w:w="12240" w:h="15840"/>
@@ -816,6 +3203,571 @@
 <file path=word/numbering.xml><?xml version="1.0" encoding="utf-8"?>
 <w:numbering xmlns:wpc="http://schemas.microsoft.com/office/word/2010/wordprocessingCanvas" xmlns:cx="http://schemas.microsoft.com/office/drawing/2014/chartex" xmlns:cx1="http://schemas.microsoft.com/office/drawing/2015/9/8/chartex" xmlns:mc="http://schemas.openxmlformats.org/markup-compatibility/2006" xmlns:o="urn:schemas-microsoft-com:office:office" xmlns:r="http://schemas.openxmlformats.org/officeDocument/2006/relationships" xmlns:m="http://schemas.openxmlformats.org/officeDocument/2006/math" xmlns:v="urn:schemas-microsoft-com:vml" xmlns:wp14="http://schemas.microsoft.com/office/word/2010/wordprocessingDrawing" xmlns:wp="http://schemas.openxmlformats.org/drawingml/2006/wordprocessingDrawing" xmlns:w10="urn:schemas-microsoft-com:office:word" xmlns:w="http://schemas.openxmlformats.org/wordprocessingml/2006/main" xmlns:w14="http://schemas.microsoft.com/office/word/2010/wordml" xmlns:w15="http://schemas.microsoft.com/office/word/2012/wordml" xmlns:w16se="http://schemas.microsoft.com/office/word/2015/wordml/symex" xmlns:wpg="http://schemas.microsoft.com/office/word/2010/wordprocessingGroup" xmlns:wpi="http://schemas.microsoft.com/office/word/2010/wordprocessingInk" xmlns:wne="http://schemas.microsoft.com/office/word/2006/wordml" xmlns:wps="http://schemas.microsoft.com/office/word/2010/wordprocessingShape" mc:Ignorable="w14 w15 w16se wp14">
   <w:abstractNum w:abstractNumId="0" w15:restartNumberingAfterBreak="0">
+    <w:nsid w:val="03242EC5"/>
+    <w:multiLevelType w:val="hybridMultilevel"/>
+    <w:tmpl w:val="FAB69C90"/>
+    <w:lvl w:ilvl="0" w:tplc="04090001">
+      <w:start w:val="1"/>
+      <w:numFmt w:val="bullet"/>
+      <w:lvlText w:val=""/>
+      <w:lvlJc w:val="left"/>
+      <w:pPr>
+        <w:ind w:left="720" w:hanging="360"/>
+      </w:pPr>
+      <w:rPr>
+        <w:rFonts w:ascii="Symbol" w:hAnsi="Symbol" w:hint="default"/>
+      </w:rPr>
+    </w:lvl>
+    <w:lvl w:ilvl="1" w:tplc="04090003" w:tentative="1">
+      <w:start w:val="1"/>
+      <w:numFmt w:val="bullet"/>
+      <w:lvlText w:val="o"/>
+      <w:lvlJc w:val="left"/>
+      <w:pPr>
+        <w:ind w:left="1440" w:hanging="360"/>
+      </w:pPr>
+      <w:rPr>
+        <w:rFonts w:ascii="Courier New" w:hAnsi="Courier New" w:cs="Courier New" w:hint="default"/>
+      </w:rPr>
+    </w:lvl>
+    <w:lvl w:ilvl="2" w:tplc="04090005" w:tentative="1">
+      <w:start w:val="1"/>
+      <w:numFmt w:val="bullet"/>
+      <w:lvlText w:val=""/>
+      <w:lvlJc w:val="left"/>
+      <w:pPr>
+        <w:ind w:left="2160" w:hanging="360"/>
+      </w:pPr>
+      <w:rPr>
+        <w:rFonts w:ascii="Wingdings" w:hAnsi="Wingdings" w:hint="default"/>
+      </w:rPr>
+    </w:lvl>
+    <w:lvl w:ilvl="3" w:tplc="04090001" w:tentative="1">
+      <w:start w:val="1"/>
+      <w:numFmt w:val="bullet"/>
+      <w:lvlText w:val=""/>
+      <w:lvlJc w:val="left"/>
+      <w:pPr>
+        <w:ind w:left="2880" w:hanging="360"/>
+      </w:pPr>
+      <w:rPr>
+        <w:rFonts w:ascii="Symbol" w:hAnsi="Symbol" w:hint="default"/>
+      </w:rPr>
+    </w:lvl>
+    <w:lvl w:ilvl="4" w:tplc="04090003" w:tentative="1">
+      <w:start w:val="1"/>
+      <w:numFmt w:val="bullet"/>
+      <w:lvlText w:val="o"/>
+      <w:lvlJc w:val="left"/>
+      <w:pPr>
+        <w:ind w:left="3600" w:hanging="360"/>
+      </w:pPr>
+      <w:rPr>
+        <w:rFonts w:ascii="Courier New" w:hAnsi="Courier New" w:cs="Courier New" w:hint="default"/>
+      </w:rPr>
+    </w:lvl>
+    <w:lvl w:ilvl="5" w:tplc="04090005" w:tentative="1">
+      <w:start w:val="1"/>
+      <w:numFmt w:val="bullet"/>
+      <w:lvlText w:val=""/>
+      <w:lvlJc w:val="left"/>
+      <w:pPr>
+        <w:ind w:left="4320" w:hanging="360"/>
+      </w:pPr>
+      <w:rPr>
+        <w:rFonts w:ascii="Wingdings" w:hAnsi="Wingdings" w:hint="default"/>
+      </w:rPr>
+    </w:lvl>
+    <w:lvl w:ilvl="6" w:tplc="04090001" w:tentative="1">
+      <w:start w:val="1"/>
+      <w:numFmt w:val="bullet"/>
+      <w:lvlText w:val=""/>
+      <w:lvlJc w:val="left"/>
+      <w:pPr>
+        <w:ind w:left="5040" w:hanging="360"/>
+      </w:pPr>
+      <w:rPr>
+        <w:rFonts w:ascii="Symbol" w:hAnsi="Symbol" w:hint="default"/>
+      </w:rPr>
+    </w:lvl>
+    <w:lvl w:ilvl="7" w:tplc="04090003" w:tentative="1">
+      <w:start w:val="1"/>
+      <w:numFmt w:val="bullet"/>
+      <w:lvlText w:val="o"/>
+      <w:lvlJc w:val="left"/>
+      <w:pPr>
+        <w:ind w:left="5760" w:hanging="360"/>
+      </w:pPr>
+      <w:rPr>
+        <w:rFonts w:ascii="Courier New" w:hAnsi="Courier New" w:cs="Courier New" w:hint="default"/>
+      </w:rPr>
+    </w:lvl>
+    <w:lvl w:ilvl="8" w:tplc="04090005" w:tentative="1">
+      <w:start w:val="1"/>
+      <w:numFmt w:val="bullet"/>
+      <w:lvlText w:val=""/>
+      <w:lvlJc w:val="left"/>
+      <w:pPr>
+        <w:ind w:left="6480" w:hanging="360"/>
+      </w:pPr>
+      <w:rPr>
+        <w:rFonts w:ascii="Wingdings" w:hAnsi="Wingdings" w:hint="default"/>
+      </w:rPr>
+    </w:lvl>
+  </w:abstractNum>
+  <w:abstractNum w:abstractNumId="1" w15:restartNumberingAfterBreak="0">
+    <w:nsid w:val="095E0C23"/>
+    <w:multiLevelType w:val="hybridMultilevel"/>
+    <w:tmpl w:val="AADA0CAE"/>
+    <w:lvl w:ilvl="0" w:tplc="04090001">
+      <w:start w:val="1"/>
+      <w:numFmt w:val="bullet"/>
+      <w:lvlText w:val=""/>
+      <w:lvlJc w:val="left"/>
+      <w:pPr>
+        <w:ind w:left="720" w:hanging="360"/>
+      </w:pPr>
+      <w:rPr>
+        <w:rFonts w:ascii="Symbol" w:hAnsi="Symbol" w:hint="default"/>
+      </w:rPr>
+    </w:lvl>
+    <w:lvl w:ilvl="1" w:tplc="04090003" w:tentative="1">
+      <w:start w:val="1"/>
+      <w:numFmt w:val="bullet"/>
+      <w:lvlText w:val="o"/>
+      <w:lvlJc w:val="left"/>
+      <w:pPr>
+        <w:ind w:left="1440" w:hanging="360"/>
+      </w:pPr>
+      <w:rPr>
+        <w:rFonts w:ascii="Courier New" w:hAnsi="Courier New" w:cs="Courier New" w:hint="default"/>
+      </w:rPr>
+    </w:lvl>
+    <w:lvl w:ilvl="2" w:tplc="04090005" w:tentative="1">
+      <w:start w:val="1"/>
+      <w:numFmt w:val="bullet"/>
+      <w:lvlText w:val=""/>
+      <w:lvlJc w:val="left"/>
+      <w:pPr>
+        <w:ind w:left="2160" w:hanging="360"/>
+      </w:pPr>
+      <w:rPr>
+        <w:rFonts w:ascii="Wingdings" w:hAnsi="Wingdings" w:hint="default"/>
+      </w:rPr>
+    </w:lvl>
+    <w:lvl w:ilvl="3" w:tplc="04090001" w:tentative="1">
+      <w:start w:val="1"/>
+      <w:numFmt w:val="bullet"/>
+      <w:lvlText w:val=""/>
+      <w:lvlJc w:val="left"/>
+      <w:pPr>
+        <w:ind w:left="2880" w:hanging="360"/>
+      </w:pPr>
+      <w:rPr>
+        <w:rFonts w:ascii="Symbol" w:hAnsi="Symbol" w:hint="default"/>
+      </w:rPr>
+    </w:lvl>
+    <w:lvl w:ilvl="4" w:tplc="04090003" w:tentative="1">
+      <w:start w:val="1"/>
+      <w:numFmt w:val="bullet"/>
+      <w:lvlText w:val="o"/>
+      <w:lvlJc w:val="left"/>
+      <w:pPr>
+        <w:ind w:left="3600" w:hanging="360"/>
+      </w:pPr>
+      <w:rPr>
+        <w:rFonts w:ascii="Courier New" w:hAnsi="Courier New" w:cs="Courier New" w:hint="default"/>
+      </w:rPr>
+    </w:lvl>
+    <w:lvl w:ilvl="5" w:tplc="04090005" w:tentative="1">
+      <w:start w:val="1"/>
+      <w:numFmt w:val="bullet"/>
+      <w:lvlText w:val=""/>
+      <w:lvlJc w:val="left"/>
+      <w:pPr>
+        <w:ind w:left="4320" w:hanging="360"/>
+      </w:pPr>
+      <w:rPr>
+        <w:rFonts w:ascii="Wingdings" w:hAnsi="Wingdings" w:hint="default"/>
+      </w:rPr>
+    </w:lvl>
+    <w:lvl w:ilvl="6" w:tplc="04090001" w:tentative="1">
+      <w:start w:val="1"/>
+      <w:numFmt w:val="bullet"/>
+      <w:lvlText w:val=""/>
+      <w:lvlJc w:val="left"/>
+      <w:pPr>
+        <w:ind w:left="5040" w:hanging="360"/>
+      </w:pPr>
+      <w:rPr>
+        <w:rFonts w:ascii="Symbol" w:hAnsi="Symbol" w:hint="default"/>
+      </w:rPr>
+    </w:lvl>
+    <w:lvl w:ilvl="7" w:tplc="04090003" w:tentative="1">
+      <w:start w:val="1"/>
+      <w:numFmt w:val="bullet"/>
+      <w:lvlText w:val="o"/>
+      <w:lvlJc w:val="left"/>
+      <w:pPr>
+        <w:ind w:left="5760" w:hanging="360"/>
+      </w:pPr>
+      <w:rPr>
+        <w:rFonts w:ascii="Courier New" w:hAnsi="Courier New" w:cs="Courier New" w:hint="default"/>
+      </w:rPr>
+    </w:lvl>
+    <w:lvl w:ilvl="8" w:tplc="04090005" w:tentative="1">
+      <w:start w:val="1"/>
+      <w:numFmt w:val="bullet"/>
+      <w:lvlText w:val=""/>
+      <w:lvlJc w:val="left"/>
+      <w:pPr>
+        <w:ind w:left="6480" w:hanging="360"/>
+      </w:pPr>
+      <w:rPr>
+        <w:rFonts w:ascii="Wingdings" w:hAnsi="Wingdings" w:hint="default"/>
+      </w:rPr>
+    </w:lvl>
+  </w:abstractNum>
+  <w:abstractNum w:abstractNumId="2" w15:restartNumberingAfterBreak="0">
+    <w:nsid w:val="198542ED"/>
+    <w:multiLevelType w:val="hybridMultilevel"/>
+    <w:tmpl w:val="8C307386"/>
+    <w:lvl w:ilvl="0" w:tplc="04090001">
+      <w:start w:val="1"/>
+      <w:numFmt w:val="bullet"/>
+      <w:lvlText w:val=""/>
+      <w:lvlJc w:val="left"/>
+      <w:pPr>
+        <w:ind w:left="1440" w:hanging="360"/>
+      </w:pPr>
+      <w:rPr>
+        <w:rFonts w:ascii="Symbol" w:hAnsi="Symbol" w:hint="default"/>
+      </w:rPr>
+    </w:lvl>
+    <w:lvl w:ilvl="1" w:tplc="04090003" w:tentative="1">
+      <w:start w:val="1"/>
+      <w:numFmt w:val="bullet"/>
+      <w:lvlText w:val="o"/>
+      <w:lvlJc w:val="left"/>
+      <w:pPr>
+        <w:ind w:left="2160" w:hanging="360"/>
+      </w:pPr>
+      <w:rPr>
+        <w:rFonts w:ascii="Courier New" w:hAnsi="Courier New" w:cs="Courier New" w:hint="default"/>
+      </w:rPr>
+    </w:lvl>
+    <w:lvl w:ilvl="2" w:tplc="04090005" w:tentative="1">
+      <w:start w:val="1"/>
+      <w:numFmt w:val="bullet"/>
+      <w:lvlText w:val=""/>
+      <w:lvlJc w:val="left"/>
+      <w:pPr>
+        <w:ind w:left="2880" w:hanging="360"/>
+      </w:pPr>
+      <w:rPr>
+        <w:rFonts w:ascii="Wingdings" w:hAnsi="Wingdings" w:hint="default"/>
+      </w:rPr>
+    </w:lvl>
+    <w:lvl w:ilvl="3" w:tplc="04090001" w:tentative="1">
+      <w:start w:val="1"/>
+      <w:numFmt w:val="bullet"/>
+      <w:lvlText w:val=""/>
+      <w:lvlJc w:val="left"/>
+      <w:pPr>
+        <w:ind w:left="3600" w:hanging="360"/>
+      </w:pPr>
+      <w:rPr>
+        <w:rFonts w:ascii="Symbol" w:hAnsi="Symbol" w:hint="default"/>
+      </w:rPr>
+    </w:lvl>
+    <w:lvl w:ilvl="4" w:tplc="04090003" w:tentative="1">
+      <w:start w:val="1"/>
+      <w:numFmt w:val="bullet"/>
+      <w:lvlText w:val="o"/>
+      <w:lvlJc w:val="left"/>
+      <w:pPr>
+        <w:ind w:left="4320" w:hanging="360"/>
+      </w:pPr>
+      <w:rPr>
+        <w:rFonts w:ascii="Courier New" w:hAnsi="Courier New" w:cs="Courier New" w:hint="default"/>
+      </w:rPr>
+    </w:lvl>
+    <w:lvl w:ilvl="5" w:tplc="04090005" w:tentative="1">
+      <w:start w:val="1"/>
+      <w:numFmt w:val="bullet"/>
+      <w:lvlText w:val=""/>
+      <w:lvlJc w:val="left"/>
+      <w:pPr>
+        <w:ind w:left="5040" w:hanging="360"/>
+      </w:pPr>
+      <w:rPr>
+        <w:rFonts w:ascii="Wingdings" w:hAnsi="Wingdings" w:hint="default"/>
+      </w:rPr>
+    </w:lvl>
+    <w:lvl w:ilvl="6" w:tplc="04090001" w:tentative="1">
+      <w:start w:val="1"/>
+      <w:numFmt w:val="bullet"/>
+      <w:lvlText w:val=""/>
+      <w:lvlJc w:val="left"/>
+      <w:pPr>
+        <w:ind w:left="5760" w:hanging="360"/>
+      </w:pPr>
+      <w:rPr>
+        <w:rFonts w:ascii="Symbol" w:hAnsi="Symbol" w:hint="default"/>
+      </w:rPr>
+    </w:lvl>
+    <w:lvl w:ilvl="7" w:tplc="04090003" w:tentative="1">
+      <w:start w:val="1"/>
+      <w:numFmt w:val="bullet"/>
+      <w:lvlText w:val="o"/>
+      <w:lvlJc w:val="left"/>
+      <w:pPr>
+        <w:ind w:left="6480" w:hanging="360"/>
+      </w:pPr>
+      <w:rPr>
+        <w:rFonts w:ascii="Courier New" w:hAnsi="Courier New" w:cs="Courier New" w:hint="default"/>
+      </w:rPr>
+    </w:lvl>
+    <w:lvl w:ilvl="8" w:tplc="04090005" w:tentative="1">
+      <w:start w:val="1"/>
+      <w:numFmt w:val="bullet"/>
+      <w:lvlText w:val=""/>
+      <w:lvlJc w:val="left"/>
+      <w:pPr>
+        <w:ind w:left="7200" w:hanging="360"/>
+      </w:pPr>
+      <w:rPr>
+        <w:rFonts w:ascii="Wingdings" w:hAnsi="Wingdings" w:hint="default"/>
+      </w:rPr>
+    </w:lvl>
+  </w:abstractNum>
+  <w:abstractNum w:abstractNumId="3" w15:restartNumberingAfterBreak="0">
+    <w:nsid w:val="27744491"/>
+    <w:multiLevelType w:val="hybridMultilevel"/>
+    <w:tmpl w:val="45867720"/>
+    <w:lvl w:ilvl="0" w:tplc="04090001">
+      <w:start w:val="1"/>
+      <w:numFmt w:val="bullet"/>
+      <w:lvlText w:val=""/>
+      <w:lvlJc w:val="left"/>
+      <w:pPr>
+        <w:ind w:left="720" w:hanging="360"/>
+      </w:pPr>
+      <w:rPr>
+        <w:rFonts w:ascii="Symbol" w:hAnsi="Symbol" w:hint="default"/>
+      </w:rPr>
+    </w:lvl>
+    <w:lvl w:ilvl="1" w:tplc="04090003" w:tentative="1">
+      <w:start w:val="1"/>
+      <w:numFmt w:val="bullet"/>
+      <w:lvlText w:val="o"/>
+      <w:lvlJc w:val="left"/>
+      <w:pPr>
+        <w:ind w:left="1440" w:hanging="360"/>
+      </w:pPr>
+      <w:rPr>
+        <w:rFonts w:ascii="Courier New" w:hAnsi="Courier New" w:cs="Courier New" w:hint="default"/>
+      </w:rPr>
+    </w:lvl>
+    <w:lvl w:ilvl="2" w:tplc="04090005" w:tentative="1">
+      <w:start w:val="1"/>
+      <w:numFmt w:val="bullet"/>
+      <w:lvlText w:val=""/>
+      <w:lvlJc w:val="left"/>
+      <w:pPr>
+        <w:ind w:left="2160" w:hanging="360"/>
+      </w:pPr>
+      <w:rPr>
+        <w:rFonts w:ascii="Wingdings" w:hAnsi="Wingdings" w:hint="default"/>
+      </w:rPr>
+    </w:lvl>
+    <w:lvl w:ilvl="3" w:tplc="04090001" w:tentative="1">
+      <w:start w:val="1"/>
+      <w:numFmt w:val="bullet"/>
+      <w:lvlText w:val=""/>
+      <w:lvlJc w:val="left"/>
+      <w:pPr>
+        <w:ind w:left="2880" w:hanging="360"/>
+      </w:pPr>
+      <w:rPr>
+        <w:rFonts w:ascii="Symbol" w:hAnsi="Symbol" w:hint="default"/>
+      </w:rPr>
+    </w:lvl>
+    <w:lvl w:ilvl="4" w:tplc="04090003" w:tentative="1">
+      <w:start w:val="1"/>
+      <w:numFmt w:val="bullet"/>
+      <w:lvlText w:val="o"/>
+      <w:lvlJc w:val="left"/>
+      <w:pPr>
+        <w:ind w:left="3600" w:hanging="360"/>
+      </w:pPr>
+      <w:rPr>
+        <w:rFonts w:ascii="Courier New" w:hAnsi="Courier New" w:cs="Courier New" w:hint="default"/>
+      </w:rPr>
+    </w:lvl>
+    <w:lvl w:ilvl="5" w:tplc="04090005" w:tentative="1">
+      <w:start w:val="1"/>
+      <w:numFmt w:val="bullet"/>
+      <w:lvlText w:val=""/>
+      <w:lvlJc w:val="left"/>
+      <w:pPr>
+        <w:ind w:left="4320" w:hanging="360"/>
+      </w:pPr>
+      <w:rPr>
+        <w:rFonts w:ascii="Wingdings" w:hAnsi="Wingdings" w:hint="default"/>
+      </w:rPr>
+    </w:lvl>
+    <w:lvl w:ilvl="6" w:tplc="04090001" w:tentative="1">
+      <w:start w:val="1"/>
+      <w:numFmt w:val="bullet"/>
+      <w:lvlText w:val=""/>
+      <w:lvlJc w:val="left"/>
+      <w:pPr>
+        <w:ind w:left="5040" w:hanging="360"/>
+      </w:pPr>
+      <w:rPr>
+        <w:rFonts w:ascii="Symbol" w:hAnsi="Symbol" w:hint="default"/>
+      </w:rPr>
+    </w:lvl>
+    <w:lvl w:ilvl="7" w:tplc="04090003" w:tentative="1">
+      <w:start w:val="1"/>
+      <w:numFmt w:val="bullet"/>
+      <w:lvlText w:val="o"/>
+      <w:lvlJc w:val="left"/>
+      <w:pPr>
+        <w:ind w:left="5760" w:hanging="360"/>
+      </w:pPr>
+      <w:rPr>
+        <w:rFonts w:ascii="Courier New" w:hAnsi="Courier New" w:cs="Courier New" w:hint="default"/>
+      </w:rPr>
+    </w:lvl>
+    <w:lvl w:ilvl="8" w:tplc="04090005" w:tentative="1">
+      <w:start w:val="1"/>
+      <w:numFmt w:val="bullet"/>
+      <w:lvlText w:val=""/>
+      <w:lvlJc w:val="left"/>
+      <w:pPr>
+        <w:ind w:left="6480" w:hanging="360"/>
+      </w:pPr>
+      <w:rPr>
+        <w:rFonts w:ascii="Wingdings" w:hAnsi="Wingdings" w:hint="default"/>
+      </w:rPr>
+    </w:lvl>
+  </w:abstractNum>
+  <w:abstractNum w:abstractNumId="4" w15:restartNumberingAfterBreak="0">
+    <w:nsid w:val="281E3C8B"/>
+    <w:multiLevelType w:val="hybridMultilevel"/>
+    <w:tmpl w:val="BFB8A128"/>
+    <w:lvl w:ilvl="0" w:tplc="04090001">
+      <w:start w:val="1"/>
+      <w:numFmt w:val="bullet"/>
+      <w:lvlText w:val=""/>
+      <w:lvlJc w:val="left"/>
+      <w:pPr>
+        <w:ind w:left="720" w:hanging="360"/>
+      </w:pPr>
+      <w:rPr>
+        <w:rFonts w:ascii="Symbol" w:hAnsi="Symbol" w:hint="default"/>
+      </w:rPr>
+    </w:lvl>
+    <w:lvl w:ilvl="1" w:tplc="04090003" w:tentative="1">
+      <w:start w:val="1"/>
+      <w:numFmt w:val="bullet"/>
+      <w:lvlText w:val="o"/>
+      <w:lvlJc w:val="left"/>
+      <w:pPr>
+        <w:ind w:left="1440" w:hanging="360"/>
+      </w:pPr>
+      <w:rPr>
+        <w:rFonts w:ascii="Courier New" w:hAnsi="Courier New" w:cs="Courier New" w:hint="default"/>
+      </w:rPr>
+    </w:lvl>
+    <w:lvl w:ilvl="2" w:tplc="04090005" w:tentative="1">
+      <w:start w:val="1"/>
+      <w:numFmt w:val="bullet"/>
+      <w:lvlText w:val=""/>
+      <w:lvlJc w:val="left"/>
+      <w:pPr>
+        <w:ind w:left="2160" w:hanging="360"/>
+      </w:pPr>
+      <w:rPr>
+        <w:rFonts w:ascii="Wingdings" w:hAnsi="Wingdings" w:hint="default"/>
+      </w:rPr>
+    </w:lvl>
+    <w:lvl w:ilvl="3" w:tplc="04090001" w:tentative="1">
+      <w:start w:val="1"/>
+      <w:numFmt w:val="bullet"/>
+      <w:lvlText w:val=""/>
+      <w:lvlJc w:val="left"/>
+      <w:pPr>
+        <w:ind w:left="2880" w:hanging="360"/>
+      </w:pPr>
+      <w:rPr>
+        <w:rFonts w:ascii="Symbol" w:hAnsi="Symbol" w:hint="default"/>
+      </w:rPr>
+    </w:lvl>
+    <w:lvl w:ilvl="4" w:tplc="04090003" w:tentative="1">
+      <w:start w:val="1"/>
+      <w:numFmt w:val="bullet"/>
+      <w:lvlText w:val="o"/>
+      <w:lvlJc w:val="left"/>
+      <w:pPr>
+        <w:ind w:left="3600" w:hanging="360"/>
+      </w:pPr>
+      <w:rPr>
+        <w:rFonts w:ascii="Courier New" w:hAnsi="Courier New" w:cs="Courier New" w:hint="default"/>
+      </w:rPr>
+    </w:lvl>
+    <w:lvl w:ilvl="5" w:tplc="04090005" w:tentative="1">
+      <w:start w:val="1"/>
+      <w:numFmt w:val="bullet"/>
+      <w:lvlText w:val=""/>
+      <w:lvlJc w:val="left"/>
+      <w:pPr>
+        <w:ind w:left="4320" w:hanging="360"/>
+      </w:pPr>
+      <w:rPr>
+        <w:rFonts w:ascii="Wingdings" w:hAnsi="Wingdings" w:hint="default"/>
+      </w:rPr>
+    </w:lvl>
+    <w:lvl w:ilvl="6" w:tplc="04090001" w:tentative="1">
+      <w:start w:val="1"/>
+      <w:numFmt w:val="bullet"/>
+      <w:lvlText w:val=""/>
+      <w:lvlJc w:val="left"/>
+      <w:pPr>
+        <w:ind w:left="5040" w:hanging="360"/>
+      </w:pPr>
+      <w:rPr>
+        <w:rFonts w:ascii="Symbol" w:hAnsi="Symbol" w:hint="default"/>
+      </w:rPr>
+    </w:lvl>
+    <w:lvl w:ilvl="7" w:tplc="04090003" w:tentative="1">
+      <w:start w:val="1"/>
+      <w:numFmt w:val="bullet"/>
+      <w:lvlText w:val="o"/>
+      <w:lvlJc w:val="left"/>
+      <w:pPr>
+        <w:ind w:left="5760" w:hanging="360"/>
+      </w:pPr>
+      <w:rPr>
+        <w:rFonts w:ascii="Courier New" w:hAnsi="Courier New" w:cs="Courier New" w:hint="default"/>
+      </w:rPr>
+    </w:lvl>
+    <w:lvl w:ilvl="8" w:tplc="04090005" w:tentative="1">
+      <w:start w:val="1"/>
+      <w:numFmt w:val="bullet"/>
+      <w:lvlText w:val=""/>
+      <w:lvlJc w:val="left"/>
+      <w:pPr>
+        <w:ind w:left="6480" w:hanging="360"/>
+      </w:pPr>
+      <w:rPr>
+        <w:rFonts w:ascii="Wingdings" w:hAnsi="Wingdings" w:hint="default"/>
+      </w:rPr>
+    </w:lvl>
+  </w:abstractNum>
+  <w:abstractNum w:abstractNumId="5" w15:restartNumberingAfterBreak="0">
     <w:nsid w:val="31AF45AC"/>
     <w:multiLevelType w:val="hybridMultilevel"/>
     <w:tmpl w:val="3E4E7F48"/>
@@ -928,7 +3880,7 @@
       </w:rPr>
     </w:lvl>
   </w:abstractNum>
-  <w:abstractNum w:abstractNumId="1" w15:restartNumberingAfterBreak="0">
+  <w:abstractNum w:abstractNumId="6" w15:restartNumberingAfterBreak="0">
     <w:nsid w:val="3A0D4E89"/>
     <w:multiLevelType w:val="hybridMultilevel"/>
     <w:tmpl w:val="563228CC"/>
@@ -1041,7 +3993,7 @@
       </w:rPr>
     </w:lvl>
   </w:abstractNum>
-  <w:abstractNum w:abstractNumId="2" w15:restartNumberingAfterBreak="0">
+  <w:abstractNum w:abstractNumId="7" w15:restartNumberingAfterBreak="0">
     <w:nsid w:val="407C162D"/>
     <w:multiLevelType w:val="hybridMultilevel"/>
     <w:tmpl w:val="DC28ADCA"/>
@@ -1154,7 +4106,459 @@
       </w:rPr>
     </w:lvl>
   </w:abstractNum>
-  <w:abstractNum w:abstractNumId="3" w15:restartNumberingAfterBreak="0">
+  <w:abstractNum w:abstractNumId="8" w15:restartNumberingAfterBreak="0">
+    <w:nsid w:val="4B43144C"/>
+    <w:multiLevelType w:val="hybridMultilevel"/>
+    <w:tmpl w:val="D21620EC"/>
+    <w:lvl w:ilvl="0" w:tplc="04090001">
+      <w:start w:val="1"/>
+      <w:numFmt w:val="bullet"/>
+      <w:lvlText w:val=""/>
+      <w:lvlJc w:val="left"/>
+      <w:pPr>
+        <w:ind w:left="720" w:hanging="360"/>
+      </w:pPr>
+      <w:rPr>
+        <w:rFonts w:ascii="Symbol" w:hAnsi="Symbol" w:hint="default"/>
+      </w:rPr>
+    </w:lvl>
+    <w:lvl w:ilvl="1" w:tplc="04090003" w:tentative="1">
+      <w:start w:val="1"/>
+      <w:numFmt w:val="bullet"/>
+      <w:lvlText w:val="o"/>
+      <w:lvlJc w:val="left"/>
+      <w:pPr>
+        <w:ind w:left="1440" w:hanging="360"/>
+      </w:pPr>
+      <w:rPr>
+        <w:rFonts w:ascii="Courier New" w:hAnsi="Courier New" w:cs="Courier New" w:hint="default"/>
+      </w:rPr>
+    </w:lvl>
+    <w:lvl w:ilvl="2" w:tplc="04090005" w:tentative="1">
+      <w:start w:val="1"/>
+      <w:numFmt w:val="bullet"/>
+      <w:lvlText w:val=""/>
+      <w:lvlJc w:val="left"/>
+      <w:pPr>
+        <w:ind w:left="2160" w:hanging="360"/>
+      </w:pPr>
+      <w:rPr>
+        <w:rFonts w:ascii="Wingdings" w:hAnsi="Wingdings" w:hint="default"/>
+      </w:rPr>
+    </w:lvl>
+    <w:lvl w:ilvl="3" w:tplc="04090001" w:tentative="1">
+      <w:start w:val="1"/>
+      <w:numFmt w:val="bullet"/>
+      <w:lvlText w:val=""/>
+      <w:lvlJc w:val="left"/>
+      <w:pPr>
+        <w:ind w:left="2880" w:hanging="360"/>
+      </w:pPr>
+      <w:rPr>
+        <w:rFonts w:ascii="Symbol" w:hAnsi="Symbol" w:hint="default"/>
+      </w:rPr>
+    </w:lvl>
+    <w:lvl w:ilvl="4" w:tplc="04090003" w:tentative="1">
+      <w:start w:val="1"/>
+      <w:numFmt w:val="bullet"/>
+      <w:lvlText w:val="o"/>
+      <w:lvlJc w:val="left"/>
+      <w:pPr>
+        <w:ind w:left="3600" w:hanging="360"/>
+      </w:pPr>
+      <w:rPr>
+        <w:rFonts w:ascii="Courier New" w:hAnsi="Courier New" w:cs="Courier New" w:hint="default"/>
+      </w:rPr>
+    </w:lvl>
+    <w:lvl w:ilvl="5" w:tplc="04090005" w:tentative="1">
+      <w:start w:val="1"/>
+      <w:numFmt w:val="bullet"/>
+      <w:lvlText w:val=""/>
+      <w:lvlJc w:val="left"/>
+      <w:pPr>
+        <w:ind w:left="4320" w:hanging="360"/>
+      </w:pPr>
+      <w:rPr>
+        <w:rFonts w:ascii="Wingdings" w:hAnsi="Wingdings" w:hint="default"/>
+      </w:rPr>
+    </w:lvl>
+    <w:lvl w:ilvl="6" w:tplc="04090001" w:tentative="1">
+      <w:start w:val="1"/>
+      <w:numFmt w:val="bullet"/>
+      <w:lvlText w:val=""/>
+      <w:lvlJc w:val="left"/>
+      <w:pPr>
+        <w:ind w:left="5040" w:hanging="360"/>
+      </w:pPr>
+      <w:rPr>
+        <w:rFonts w:ascii="Symbol" w:hAnsi="Symbol" w:hint="default"/>
+      </w:rPr>
+    </w:lvl>
+    <w:lvl w:ilvl="7" w:tplc="04090003" w:tentative="1">
+      <w:start w:val="1"/>
+      <w:numFmt w:val="bullet"/>
+      <w:lvlText w:val="o"/>
+      <w:lvlJc w:val="left"/>
+      <w:pPr>
+        <w:ind w:left="5760" w:hanging="360"/>
+      </w:pPr>
+      <w:rPr>
+        <w:rFonts w:ascii="Courier New" w:hAnsi="Courier New" w:cs="Courier New" w:hint="default"/>
+      </w:rPr>
+    </w:lvl>
+    <w:lvl w:ilvl="8" w:tplc="04090005" w:tentative="1">
+      <w:start w:val="1"/>
+      <w:numFmt w:val="bullet"/>
+      <w:lvlText w:val=""/>
+      <w:lvlJc w:val="left"/>
+      <w:pPr>
+        <w:ind w:left="6480" w:hanging="360"/>
+      </w:pPr>
+      <w:rPr>
+        <w:rFonts w:ascii="Wingdings" w:hAnsi="Wingdings" w:hint="default"/>
+      </w:rPr>
+    </w:lvl>
+  </w:abstractNum>
+  <w:abstractNum w:abstractNumId="9" w15:restartNumberingAfterBreak="0">
+    <w:nsid w:val="59C51C4A"/>
+    <w:multiLevelType w:val="hybridMultilevel"/>
+    <w:tmpl w:val="ECFAC17A"/>
+    <w:lvl w:ilvl="0" w:tplc="04090001">
+      <w:start w:val="1"/>
+      <w:numFmt w:val="bullet"/>
+      <w:lvlText w:val=""/>
+      <w:lvlJc w:val="left"/>
+      <w:pPr>
+        <w:ind w:left="720" w:hanging="360"/>
+      </w:pPr>
+      <w:rPr>
+        <w:rFonts w:ascii="Symbol" w:hAnsi="Symbol" w:hint="default"/>
+      </w:rPr>
+    </w:lvl>
+    <w:lvl w:ilvl="1" w:tplc="04090003" w:tentative="1">
+      <w:start w:val="1"/>
+      <w:numFmt w:val="bullet"/>
+      <w:lvlText w:val="o"/>
+      <w:lvlJc w:val="left"/>
+      <w:pPr>
+        <w:ind w:left="1440" w:hanging="360"/>
+      </w:pPr>
+      <w:rPr>
+        <w:rFonts w:ascii="Courier New" w:hAnsi="Courier New" w:cs="Courier New" w:hint="default"/>
+      </w:rPr>
+    </w:lvl>
+    <w:lvl w:ilvl="2" w:tplc="04090005" w:tentative="1">
+      <w:start w:val="1"/>
+      <w:numFmt w:val="bullet"/>
+      <w:lvlText w:val=""/>
+      <w:lvlJc w:val="left"/>
+      <w:pPr>
+        <w:ind w:left="2160" w:hanging="360"/>
+      </w:pPr>
+      <w:rPr>
+        <w:rFonts w:ascii="Wingdings" w:hAnsi="Wingdings" w:hint="default"/>
+      </w:rPr>
+    </w:lvl>
+    <w:lvl w:ilvl="3" w:tplc="04090001" w:tentative="1">
+      <w:start w:val="1"/>
+      <w:numFmt w:val="bullet"/>
+      <w:lvlText w:val=""/>
+      <w:lvlJc w:val="left"/>
+      <w:pPr>
+        <w:ind w:left="2880" w:hanging="360"/>
+      </w:pPr>
+      <w:rPr>
+        <w:rFonts w:ascii="Symbol" w:hAnsi="Symbol" w:hint="default"/>
+      </w:rPr>
+    </w:lvl>
+    <w:lvl w:ilvl="4" w:tplc="04090003" w:tentative="1">
+      <w:start w:val="1"/>
+      <w:numFmt w:val="bullet"/>
+      <w:lvlText w:val="o"/>
+      <w:lvlJc w:val="left"/>
+      <w:pPr>
+        <w:ind w:left="3600" w:hanging="360"/>
+      </w:pPr>
+      <w:rPr>
+        <w:rFonts w:ascii="Courier New" w:hAnsi="Courier New" w:cs="Courier New" w:hint="default"/>
+      </w:rPr>
+    </w:lvl>
+    <w:lvl w:ilvl="5" w:tplc="04090005" w:tentative="1">
+      <w:start w:val="1"/>
+      <w:numFmt w:val="bullet"/>
+      <w:lvlText w:val=""/>
+      <w:lvlJc w:val="left"/>
+      <w:pPr>
+        <w:ind w:left="4320" w:hanging="360"/>
+      </w:pPr>
+      <w:rPr>
+        <w:rFonts w:ascii="Wingdings" w:hAnsi="Wingdings" w:hint="default"/>
+      </w:rPr>
+    </w:lvl>
+    <w:lvl w:ilvl="6" w:tplc="04090001" w:tentative="1">
+      <w:start w:val="1"/>
+      <w:numFmt w:val="bullet"/>
+      <w:lvlText w:val=""/>
+      <w:lvlJc w:val="left"/>
+      <w:pPr>
+        <w:ind w:left="5040" w:hanging="360"/>
+      </w:pPr>
+      <w:rPr>
+        <w:rFonts w:ascii="Symbol" w:hAnsi="Symbol" w:hint="default"/>
+      </w:rPr>
+    </w:lvl>
+    <w:lvl w:ilvl="7" w:tplc="04090003" w:tentative="1">
+      <w:start w:val="1"/>
+      <w:numFmt w:val="bullet"/>
+      <w:lvlText w:val="o"/>
+      <w:lvlJc w:val="left"/>
+      <w:pPr>
+        <w:ind w:left="5760" w:hanging="360"/>
+      </w:pPr>
+      <w:rPr>
+        <w:rFonts w:ascii="Courier New" w:hAnsi="Courier New" w:cs="Courier New" w:hint="default"/>
+      </w:rPr>
+    </w:lvl>
+    <w:lvl w:ilvl="8" w:tplc="04090005" w:tentative="1">
+      <w:start w:val="1"/>
+      <w:numFmt w:val="bullet"/>
+      <w:lvlText w:val=""/>
+      <w:lvlJc w:val="left"/>
+      <w:pPr>
+        <w:ind w:left="6480" w:hanging="360"/>
+      </w:pPr>
+      <w:rPr>
+        <w:rFonts w:ascii="Wingdings" w:hAnsi="Wingdings" w:hint="default"/>
+      </w:rPr>
+    </w:lvl>
+  </w:abstractNum>
+  <w:abstractNum w:abstractNumId="10" w15:restartNumberingAfterBreak="0">
+    <w:nsid w:val="5B28594C"/>
+    <w:multiLevelType w:val="hybridMultilevel"/>
+    <w:tmpl w:val="5F083BE2"/>
+    <w:lvl w:ilvl="0" w:tplc="04090001">
+      <w:start w:val="1"/>
+      <w:numFmt w:val="bullet"/>
+      <w:lvlText w:val=""/>
+      <w:lvlJc w:val="left"/>
+      <w:pPr>
+        <w:ind w:left="720" w:hanging="360"/>
+      </w:pPr>
+      <w:rPr>
+        <w:rFonts w:ascii="Symbol" w:hAnsi="Symbol" w:hint="default"/>
+      </w:rPr>
+    </w:lvl>
+    <w:lvl w:ilvl="1" w:tplc="04090003" w:tentative="1">
+      <w:start w:val="1"/>
+      <w:numFmt w:val="bullet"/>
+      <w:lvlText w:val="o"/>
+      <w:lvlJc w:val="left"/>
+      <w:pPr>
+        <w:ind w:left="1440" w:hanging="360"/>
+      </w:pPr>
+      <w:rPr>
+        <w:rFonts w:ascii="Courier New" w:hAnsi="Courier New" w:cs="Courier New" w:hint="default"/>
+      </w:rPr>
+    </w:lvl>
+    <w:lvl w:ilvl="2" w:tplc="04090005" w:tentative="1">
+      <w:start w:val="1"/>
+      <w:numFmt w:val="bullet"/>
+      <w:lvlText w:val=""/>
+      <w:lvlJc w:val="left"/>
+      <w:pPr>
+        <w:ind w:left="2160" w:hanging="360"/>
+      </w:pPr>
+      <w:rPr>
+        <w:rFonts w:ascii="Wingdings" w:hAnsi="Wingdings" w:hint="default"/>
+      </w:rPr>
+    </w:lvl>
+    <w:lvl w:ilvl="3" w:tplc="04090001" w:tentative="1">
+      <w:start w:val="1"/>
+      <w:numFmt w:val="bullet"/>
+      <w:lvlText w:val=""/>
+      <w:lvlJc w:val="left"/>
+      <w:pPr>
+        <w:ind w:left="2880" w:hanging="360"/>
+      </w:pPr>
+      <w:rPr>
+        <w:rFonts w:ascii="Symbol" w:hAnsi="Symbol" w:hint="default"/>
+      </w:rPr>
+    </w:lvl>
+    <w:lvl w:ilvl="4" w:tplc="04090003" w:tentative="1">
+      <w:start w:val="1"/>
+      <w:numFmt w:val="bullet"/>
+      <w:lvlText w:val="o"/>
+      <w:lvlJc w:val="left"/>
+      <w:pPr>
+        <w:ind w:left="3600" w:hanging="360"/>
+      </w:pPr>
+      <w:rPr>
+        <w:rFonts w:ascii="Courier New" w:hAnsi="Courier New" w:cs="Courier New" w:hint="default"/>
+      </w:rPr>
+    </w:lvl>
+    <w:lvl w:ilvl="5" w:tplc="04090005" w:tentative="1">
+      <w:start w:val="1"/>
+      <w:numFmt w:val="bullet"/>
+      <w:lvlText w:val=""/>
+      <w:lvlJc w:val="left"/>
+      <w:pPr>
+        <w:ind w:left="4320" w:hanging="360"/>
+      </w:pPr>
+      <w:rPr>
+        <w:rFonts w:ascii="Wingdings" w:hAnsi="Wingdings" w:hint="default"/>
+      </w:rPr>
+    </w:lvl>
+    <w:lvl w:ilvl="6" w:tplc="04090001" w:tentative="1">
+      <w:start w:val="1"/>
+      <w:numFmt w:val="bullet"/>
+      <w:lvlText w:val=""/>
+      <w:lvlJc w:val="left"/>
+      <w:pPr>
+        <w:ind w:left="5040" w:hanging="360"/>
+      </w:pPr>
+      <w:rPr>
+        <w:rFonts w:ascii="Symbol" w:hAnsi="Symbol" w:hint="default"/>
+      </w:rPr>
+    </w:lvl>
+    <w:lvl w:ilvl="7" w:tplc="04090003" w:tentative="1">
+      <w:start w:val="1"/>
+      <w:numFmt w:val="bullet"/>
+      <w:lvlText w:val="o"/>
+      <w:lvlJc w:val="left"/>
+      <w:pPr>
+        <w:ind w:left="5760" w:hanging="360"/>
+      </w:pPr>
+      <w:rPr>
+        <w:rFonts w:ascii="Courier New" w:hAnsi="Courier New" w:cs="Courier New" w:hint="default"/>
+      </w:rPr>
+    </w:lvl>
+    <w:lvl w:ilvl="8" w:tplc="04090005" w:tentative="1">
+      <w:start w:val="1"/>
+      <w:numFmt w:val="bullet"/>
+      <w:lvlText w:val=""/>
+      <w:lvlJc w:val="left"/>
+      <w:pPr>
+        <w:ind w:left="6480" w:hanging="360"/>
+      </w:pPr>
+      <w:rPr>
+        <w:rFonts w:ascii="Wingdings" w:hAnsi="Wingdings" w:hint="default"/>
+      </w:rPr>
+    </w:lvl>
+  </w:abstractNum>
+  <w:abstractNum w:abstractNumId="11" w15:restartNumberingAfterBreak="0">
+    <w:nsid w:val="62F8040A"/>
+    <w:multiLevelType w:val="hybridMultilevel"/>
+    <w:tmpl w:val="534AAD72"/>
+    <w:lvl w:ilvl="0" w:tplc="04090001">
+      <w:start w:val="1"/>
+      <w:numFmt w:val="bullet"/>
+      <w:lvlText w:val=""/>
+      <w:lvlJc w:val="left"/>
+      <w:pPr>
+        <w:ind w:left="720" w:hanging="360"/>
+      </w:pPr>
+      <w:rPr>
+        <w:rFonts w:ascii="Symbol" w:hAnsi="Symbol" w:hint="default"/>
+      </w:rPr>
+    </w:lvl>
+    <w:lvl w:ilvl="1" w:tplc="04090003" w:tentative="1">
+      <w:start w:val="1"/>
+      <w:numFmt w:val="bullet"/>
+      <w:lvlText w:val="o"/>
+      <w:lvlJc w:val="left"/>
+      <w:pPr>
+        <w:ind w:left="1440" w:hanging="360"/>
+      </w:pPr>
+      <w:rPr>
+        <w:rFonts w:ascii="Courier New" w:hAnsi="Courier New" w:cs="Courier New" w:hint="default"/>
+      </w:rPr>
+    </w:lvl>
+    <w:lvl w:ilvl="2" w:tplc="04090005" w:tentative="1">
+      <w:start w:val="1"/>
+      <w:numFmt w:val="bullet"/>
+      <w:lvlText w:val=""/>
+      <w:lvlJc w:val="left"/>
+      <w:pPr>
+        <w:ind w:left="2160" w:hanging="360"/>
+      </w:pPr>
+      <w:rPr>
+        <w:rFonts w:ascii="Wingdings" w:hAnsi="Wingdings" w:hint="default"/>
+      </w:rPr>
+    </w:lvl>
+    <w:lvl w:ilvl="3" w:tplc="04090001" w:tentative="1">
+      <w:start w:val="1"/>
+      <w:numFmt w:val="bullet"/>
+      <w:lvlText w:val=""/>
+      <w:lvlJc w:val="left"/>
+      <w:pPr>
+        <w:ind w:left="2880" w:hanging="360"/>
+      </w:pPr>
+      <w:rPr>
+        <w:rFonts w:ascii="Symbol" w:hAnsi="Symbol" w:hint="default"/>
+      </w:rPr>
+    </w:lvl>
+    <w:lvl w:ilvl="4" w:tplc="04090003" w:tentative="1">
+      <w:start w:val="1"/>
+      <w:numFmt w:val="bullet"/>
+      <w:lvlText w:val="o"/>
+      <w:lvlJc w:val="left"/>
+      <w:pPr>
+        <w:ind w:left="3600" w:hanging="360"/>
+      </w:pPr>
+      <w:rPr>
+        <w:rFonts w:ascii="Courier New" w:hAnsi="Courier New" w:cs="Courier New" w:hint="default"/>
+      </w:rPr>
+    </w:lvl>
+    <w:lvl w:ilvl="5" w:tplc="04090005" w:tentative="1">
+      <w:start w:val="1"/>
+      <w:numFmt w:val="bullet"/>
+      <w:lvlText w:val=""/>
+      <w:lvlJc w:val="left"/>
+      <w:pPr>
+        <w:ind w:left="4320" w:hanging="360"/>
+      </w:pPr>
+      <w:rPr>
+        <w:rFonts w:ascii="Wingdings" w:hAnsi="Wingdings" w:hint="default"/>
+      </w:rPr>
+    </w:lvl>
+    <w:lvl w:ilvl="6" w:tplc="04090001" w:tentative="1">
+      <w:start w:val="1"/>
+      <w:numFmt w:val="bullet"/>
+      <w:lvlText w:val=""/>
+      <w:lvlJc w:val="left"/>
+      <w:pPr>
+        <w:ind w:left="5040" w:hanging="360"/>
+      </w:pPr>
+      <w:rPr>
+        <w:rFonts w:ascii="Symbol" w:hAnsi="Symbol" w:hint="default"/>
+      </w:rPr>
+    </w:lvl>
+    <w:lvl w:ilvl="7" w:tplc="04090003" w:tentative="1">
+      <w:start w:val="1"/>
+      <w:numFmt w:val="bullet"/>
+      <w:lvlText w:val="o"/>
+      <w:lvlJc w:val="left"/>
+      <w:pPr>
+        <w:ind w:left="5760" w:hanging="360"/>
+      </w:pPr>
+      <w:rPr>
+        <w:rFonts w:ascii="Courier New" w:hAnsi="Courier New" w:cs="Courier New" w:hint="default"/>
+      </w:rPr>
+    </w:lvl>
+    <w:lvl w:ilvl="8" w:tplc="04090005" w:tentative="1">
+      <w:start w:val="1"/>
+      <w:numFmt w:val="bullet"/>
+      <w:lvlText w:val=""/>
+      <w:lvlJc w:val="left"/>
+      <w:pPr>
+        <w:ind w:left="6480" w:hanging="360"/>
+      </w:pPr>
+      <w:rPr>
+        <w:rFonts w:ascii="Wingdings" w:hAnsi="Wingdings" w:hint="default"/>
+      </w:rPr>
+    </w:lvl>
+  </w:abstractNum>
+  <w:abstractNum w:abstractNumId="12" w15:restartNumberingAfterBreak="0">
     <w:nsid w:val="74AB1358"/>
     <w:multiLevelType w:val="hybridMultilevel"/>
     <w:tmpl w:val="85DCDBC2"/>
@@ -1267,7 +4671,7 @@
       </w:rPr>
     </w:lvl>
   </w:abstractNum>
-  <w:abstractNum w:abstractNumId="4" w15:restartNumberingAfterBreak="0">
+  <w:abstractNum w:abstractNumId="13" w15:restartNumberingAfterBreak="0">
     <w:nsid w:val="77F71EC5"/>
     <w:multiLevelType w:val="hybridMultilevel"/>
     <w:tmpl w:val="600C2B1A"/>
@@ -1381,19 +4785,46 @@
     </w:lvl>
   </w:abstractNum>
   <w:num w:numId="1">
+    <w:abstractNumId w:val="5"/>
+  </w:num>
+  <w:num w:numId="2">
+    <w:abstractNumId w:val="7"/>
+  </w:num>
+  <w:num w:numId="3">
+    <w:abstractNumId w:val="6"/>
+  </w:num>
+  <w:num w:numId="4">
+    <w:abstractNumId w:val="13"/>
+  </w:num>
+  <w:num w:numId="5">
+    <w:abstractNumId w:val="12"/>
+  </w:num>
+  <w:num w:numId="6">
+    <w:abstractNumId w:val="4"/>
+  </w:num>
+  <w:num w:numId="7">
+    <w:abstractNumId w:val="11"/>
+  </w:num>
+  <w:num w:numId="8">
     <w:abstractNumId w:val="0"/>
   </w:num>
-  <w:num w:numId="2">
-    <w:abstractNumId w:val="2"/>
+  <w:num w:numId="9">
+    <w:abstractNumId w:val="9"/>
   </w:num>
-  <w:num w:numId="3">
+  <w:num w:numId="10">
+    <w:abstractNumId w:val="8"/>
+  </w:num>
+  <w:num w:numId="11">
     <w:abstractNumId w:val="1"/>
   </w:num>
-  <w:num w:numId="4">
-    <w:abstractNumId w:val="4"/>
+  <w:num w:numId="12">
+    <w:abstractNumId w:val="3"/>
   </w:num>
-  <w:num w:numId="5">
-    <w:abstractNumId w:val="3"/>
+  <w:num w:numId="13">
+    <w:abstractNumId w:val="10"/>
+  </w:num>
+  <w:num w:numId="14">
+    <w:abstractNumId w:val="2"/>
   </w:num>
 </w:numbering>
 </file>

--- a/වෙද ඇප් එකට අලුත් වචනයක් දමන හැටි.docx
+++ b/වෙද ඇප් එකට අලුත් වචනයක් දමන හැටි.docx
@@ -3091,104 +3091,549 @@
       <w:pPr>
         <w:ind w:left="1080"/>
       </w:pPr>
+      <w:r>
+        <w:rPr>
+          <w:rFonts w:ascii="Nirmala UI" w:hAnsi="Nirmala UI" w:cs="Nirmala UI" w:hint="cs"/>
+          <w:color w:val="FF0000"/>
+          <w:cs/>
+          <w:lang w:bidi="si-LK"/>
+        </w:rPr>
+        <w:t>සාරාංශය</w:t>
+      </w:r>
+      <w:r>
+        <w:rPr>
+          <w:rFonts w:cs="Nirmala UI"/>
+          <w:color w:val="FF0000"/>
+          <w:cs/>
+          <w:lang w:bidi="si-LK"/>
+        </w:rPr>
+        <w:t xml:space="preserve">: </w:t>
+      </w:r>
+      <w:r>
+        <w:rPr>
+          <w:rFonts w:cs="Nirmala UI"/>
+          <w:cs/>
+          <w:lang w:bidi="si-LK"/>
+        </w:rPr>
+        <w:t xml:space="preserve">ඔයා මේ පරීක්ෂා කරපු විදියට ඇප් එකේ දැන් කිසිම "අඩුපාඩුවක්" නැහැ. ඔයාට දැන් ඕනෑම කෙනෙක්ට මේක </w:t>
+      </w:r>
+      <w:r>
+        <w:t xml:space="preserve">offline </w:t>
+      </w:r>
+      <w:r>
+        <w:rPr>
+          <w:rFonts w:cs="Nirmala UI"/>
+          <w:cs/>
+          <w:lang w:bidi="si-LK"/>
+        </w:rPr>
+        <w:t>පාවිච්චි කරන්න දෙන්න පුළුවන්. ඒ අයට වචන සෙවීමේ (</w:t>
+      </w:r>
+      <w:r>
+        <w:t xml:space="preserve">Search) </w:t>
+      </w:r>
+      <w:r>
+        <w:rPr>
+          <w:rFonts w:cs="Nirmala UI"/>
+          <w:cs/>
+          <w:lang w:bidi="si-LK"/>
+        </w:rPr>
+        <w:t>පහසුකම කිසිම ඩේටා වැයවීමක් නැතුව ඕනෑම වෙලාවක ලැබෙනවා.</w:t>
+      </w:r>
+    </w:p>
+    <w:p>
+      <w:pPr>
+        <w:pStyle w:val="ListParagraph"/>
+      </w:pPr>
+    </w:p>
+    <w:p>
+      <w:pPr>
+        <w:pStyle w:val="ListParagraph"/>
+        <w:rPr>
+          <w:rFonts w:cs="Nirmala UI"/>
+        </w:rPr>
+      </w:pPr>
+      <w:r>
+        <w:rPr>
+          <w:rFonts w:cs="Nirmala UI"/>
+          <w:cs/>
+          <w:lang w:bidi="si-LK"/>
+        </w:rPr>
+        <w:t>ඔයාට මේ විදිය හොඳයි නේද</w:t>
+      </w:r>
+      <w:r>
+        <w:t xml:space="preserve">? </w:t>
+      </w:r>
+      <w:r>
+        <w:rPr>
+          <w:rFonts w:cs="Nirmala UI"/>
+          <w:cs/>
+          <w:lang w:bidi="si-LK"/>
+        </w:rPr>
+        <w:t>නැත්නම් වෙන මොකක් හරි වෙනසක් කරන්න ඕනෙද බ්‍රෝ</w:t>
+      </w:r>
+      <w:r>
+        <w:t xml:space="preserve">? </w:t>
+      </w:r>
+      <w:r>
+        <w:rPr>
+          <w:rFonts w:ascii="Segoe UI Symbol" w:hAnsi="Segoe UI Symbol" w:cs="Segoe UI Symbol"/>
+        </w:rPr>
+        <w:t>😊</w:t>
+      </w:r>
+    </w:p>
+    <w:p>
+      <w:pPr>
+        <w:rPr>
+          <w:rFonts w:cs="Nirmala UI"/>
+        </w:rPr>
+      </w:pPr>
+    </w:p>
+    <w:p>
+      <w:pPr>
+        <w:rPr>
+          <w:color w:val="FF0000"/>
+        </w:rPr>
+      </w:pPr>
+      <w:r>
+        <w:rPr>
+          <w:rFonts w:cs="Nirmala UI"/>
+          <w:color w:val="FF0000"/>
+          <w:cs/>
+          <w:lang w:bidi="si-LK"/>
+        </w:rPr>
+        <w:t>බ්‍රෝ</w:t>
+      </w:r>
+      <w:r>
+        <w:rPr>
+          <w:color w:val="FF0000"/>
+        </w:rPr>
+        <w:t xml:space="preserve">, </w:t>
+      </w:r>
+      <w:r>
+        <w:rPr>
+          <w:rFonts w:cs="Nirmala UI"/>
+          <w:color w:val="FF0000"/>
+          <w:cs/>
+          <w:lang w:bidi="si-LK"/>
+        </w:rPr>
+        <w:t xml:space="preserve">ඒක වෙන්නේ අපි කලින් දාපු </w:t>
+      </w:r>
+      <w:r>
+        <w:rPr>
+          <w:color w:val="FF0000"/>
+        </w:rPr>
+        <w:t xml:space="preserve">'Auto-redirect' logic </w:t>
+      </w:r>
+      <w:r>
+        <w:rPr>
+          <w:rFonts w:cs="Nirmala UI"/>
+          <w:color w:val="FF0000"/>
+          <w:cs/>
+          <w:lang w:bidi="si-LK"/>
+        </w:rPr>
+        <w:t>එක නිසා.</w:t>
+      </w:r>
+    </w:p>
+    <w:p/>
+    <w:p>
+      <w:pPr>
+        <w:pStyle w:val="ListParagraph"/>
+        <w:numPr>
+          <w:ilvl w:val="0"/>
+          <w:numId w:val="15"/>
+        </w:numPr>
+      </w:pPr>
+      <w:r>
+        <w:rPr>
+          <w:rFonts w:cs="Nirmala UI"/>
+          <w:cs/>
+          <w:lang w:bidi="si-LK"/>
+        </w:rPr>
+        <w:t xml:space="preserve">ඔයා කලින් ඇප් එක ටෙස්ට් කරනකොට ඒක </w:t>
+      </w:r>
+      <w:r>
+        <w:t xml:space="preserve">'Unlock' </w:t>
+      </w:r>
+      <w:r>
+        <w:rPr>
+          <w:rFonts w:cs="Nirmala UI"/>
+          <w:cs/>
+          <w:lang w:bidi="si-LK"/>
+        </w:rPr>
+        <w:t>කරලා තිබුණු නිසා (</w:t>
+      </w:r>
+      <w:proofErr w:type="spellStart"/>
+      <w:r>
+        <w:t>LocalStorage</w:t>
+      </w:r>
+      <w:proofErr w:type="spellEnd"/>
+      <w:r>
+        <w:t xml:space="preserve"> </w:t>
+      </w:r>
+      <w:r>
+        <w:rPr>
+          <w:rFonts w:cs="Nirmala UI"/>
+          <w:cs/>
+          <w:lang w:bidi="si-LK"/>
+        </w:rPr>
+        <w:t xml:space="preserve">එකේ </w:t>
+      </w:r>
+      <w:proofErr w:type="spellStart"/>
+      <w:r>
+        <w:t>isUnlocked</w:t>
+      </w:r>
+      <w:proofErr w:type="spellEnd"/>
+      <w:r>
+        <w:t xml:space="preserve">: true </w:t>
+      </w:r>
+      <w:r>
+        <w:rPr>
+          <w:rFonts w:cs="Nirmala UI"/>
+          <w:cs/>
+          <w:lang w:bidi="si-LK"/>
+        </w:rPr>
+        <w:t>කියලා සේව් වෙලා තියෙනවා)</w:t>
+      </w:r>
+      <w:r>
+        <w:t xml:space="preserve">, </w:t>
+      </w:r>
+      <w:r>
+        <w:rPr>
+          <w:rFonts w:cs="Nirmala UI"/>
+          <w:cs/>
+          <w:lang w:bidi="si-LK"/>
+        </w:rPr>
+        <w:t xml:space="preserve">දැන් ඇප් එක හිතනවා ඔයා දැනටමත් ඒක සක්‍රිය කරපු කෙනෙක් කියලා. ඒ නිසයි ඔයාව කෙලින්ම </w:t>
+      </w:r>
+      <w:r>
+        <w:t xml:space="preserve">dictionary </w:t>
+      </w:r>
+      <w:r>
+        <w:rPr>
+          <w:rFonts w:cs="Nirmala UI"/>
+          <w:cs/>
+          <w:lang w:bidi="si-LK"/>
+        </w:rPr>
+        <w:t>එකට යවන්නේ.</w:t>
+      </w:r>
+    </w:p>
+    <w:p>
+      <w:pPr>
+        <w:pStyle w:val="ListParagraph"/>
+        <w:numPr>
+          <w:ilvl w:val="0"/>
+          <w:numId w:val="15"/>
+        </w:numPr>
+      </w:pPr>
+      <w:r>
+        <w:rPr>
+          <w:rFonts w:cs="Nirmala UI"/>
+          <w:cs/>
+          <w:lang w:bidi="si-LK"/>
+        </w:rPr>
+        <w:t>මේක ඇත්තටම හොඳ ලක්ෂණයක්</w:t>
+      </w:r>
+      <w:r>
+        <w:t xml:space="preserve">, </w:t>
+      </w:r>
+      <w:r>
+        <w:rPr>
+          <w:rFonts w:cs="Nirmala UI"/>
+          <w:cs/>
+          <w:lang w:bidi="si-LK"/>
+        </w:rPr>
+        <w:t>මොකද ඇප් එක සල්ලි දීලා ගත්ත කෙනෙක්ට හැමදාම ලොගින් ස්ක්‍රීන් එක දකින්න ලැබෙන එක කරදරයක්. එයාට ඕනේ කෙලින්ම වචන හොයන්නයි.</w:t>
+      </w:r>
+    </w:p>
+    <w:p>
+      <w:pPr>
+        <w:pStyle w:val="ListParagraph"/>
+        <w:numPr>
+          <w:ilvl w:val="0"/>
+          <w:numId w:val="15"/>
+        </w:numPr>
+      </w:pPr>
+      <w:r>
+        <w:rPr>
+          <w:rFonts w:cs="Nirmala UI"/>
+          <w:cs/>
+          <w:lang w:bidi="si-LK"/>
+        </w:rPr>
+        <w:t>අලුත් ලොගින් පෝරමය (</w:t>
+      </w:r>
+      <w:r>
+        <w:t xml:space="preserve">Name/Phone) </w:t>
+      </w:r>
+      <w:r>
+        <w:rPr>
+          <w:rFonts w:cs="Nirmala UI"/>
+          <w:cs/>
+          <w:lang w:bidi="si-LK"/>
+        </w:rPr>
+        <w:t>ටෙස්ට් කරන්න නම් මේ දේ කරන්න:</w:t>
+      </w:r>
+    </w:p>
+    <w:p>
+      <w:pPr>
+        <w:pStyle w:val="ListParagraph"/>
+        <w:numPr>
+          <w:ilvl w:val="0"/>
+          <w:numId w:val="15"/>
+        </w:numPr>
+      </w:pPr>
+      <w:r>
+        <w:rPr>
+          <w:rFonts w:cs="Nirmala UI"/>
+          <w:cs/>
+          <w:lang w:bidi="si-LK"/>
+        </w:rPr>
+        <w:t xml:space="preserve">බ්‍රවුසරයේ </w:t>
+      </w:r>
+      <w:r>
+        <w:t xml:space="preserve">Incognito (Private) window </w:t>
+      </w:r>
+      <w:r>
+        <w:rPr>
+          <w:rFonts w:cs="Nirmala UI"/>
+          <w:cs/>
+          <w:lang w:bidi="si-LK"/>
+        </w:rPr>
+        <w:t xml:space="preserve">එකක ඇප් එක ඕපන් කරන්න. (එතකොට පරණ </w:t>
+      </w:r>
+      <w:r>
+        <w:t xml:space="preserve">memory </w:t>
+      </w:r>
+      <w:r>
+        <w:rPr>
+          <w:rFonts w:cs="Nirmala UI"/>
+          <w:cs/>
+          <w:lang w:bidi="si-LK"/>
+        </w:rPr>
+        <w:t>එක නැති නිසා ලොගින් ස්ක්‍රීන් එක පේනවා).</w:t>
+      </w:r>
+    </w:p>
+    <w:p>
+      <w:pPr>
+        <w:pStyle w:val="ListParagraph"/>
+        <w:numPr>
+          <w:ilvl w:val="0"/>
+          <w:numId w:val="15"/>
+        </w:numPr>
+      </w:pPr>
+      <w:r>
+        <w:rPr>
+          <w:rFonts w:cs="Nirmala UI"/>
+          <w:cs/>
+          <w:lang w:bidi="si-LK"/>
+        </w:rPr>
+        <w:t>නැත්නම්</w:t>
+      </w:r>
+      <w:r>
+        <w:t xml:space="preserve">, </w:t>
+      </w:r>
+      <w:r>
+        <w:rPr>
+          <w:rFonts w:cs="Nirmala UI"/>
+          <w:cs/>
+          <w:lang w:bidi="si-LK"/>
+        </w:rPr>
+        <w:t>ඔයා ඇප් එකේ "පිටවීම" (</w:t>
+      </w:r>
+      <w:r>
+        <w:t xml:space="preserve">Exit) </w:t>
+      </w:r>
+      <w:r>
+        <w:rPr>
+          <w:rFonts w:cs="Nirmala UI"/>
+          <w:cs/>
+          <w:lang w:bidi="si-LK"/>
+        </w:rPr>
+        <w:t xml:space="preserve">ක්ලික් කළොත් ඒ </w:t>
+      </w:r>
+      <w:r>
+        <w:t xml:space="preserve">memory </w:t>
+      </w:r>
+      <w:r>
+        <w:rPr>
+          <w:rFonts w:cs="Nirmala UI"/>
+          <w:cs/>
+          <w:lang w:bidi="si-LK"/>
+        </w:rPr>
+        <w:t xml:space="preserve">එක </w:t>
+      </w:r>
+      <w:r>
+        <w:t xml:space="preserve">clear </w:t>
+      </w:r>
+      <w:r>
+        <w:rPr>
+          <w:rFonts w:cs="Nirmala UI"/>
+          <w:cs/>
+          <w:lang w:bidi="si-LK"/>
+        </w:rPr>
+        <w:t>වෙලා ආයෙත් මුල ඉඳන් ලොග් වෙන්න ඉල්ලන විදියට අපිට හදන්න පුළුවන්.</w:t>
+      </w:r>
+    </w:p>
+    <w:p>
+      <w:pPr>
+        <w:pStyle w:val="ListParagraph"/>
+        <w:numPr>
+          <w:ilvl w:val="0"/>
+          <w:numId w:val="15"/>
+        </w:numPr>
+      </w:pPr>
+      <w:r>
+        <w:rPr>
+          <w:rFonts w:cs="Nirmala UI"/>
+          <w:cs/>
+          <w:lang w:bidi="si-LK"/>
+        </w:rPr>
+        <w:t xml:space="preserve">අර </w:t>
+      </w:r>
+      <w:r>
+        <w:t>'</w:t>
+      </w:r>
+      <w:r>
+        <w:rPr>
+          <w:rFonts w:cs="Nirmala UI"/>
+          <w:cs/>
+          <w:lang w:bidi="si-LK"/>
+        </w:rPr>
+        <w:t xml:space="preserve">වචන </w:t>
+      </w:r>
+      <w:r>
+        <w:t xml:space="preserve">20' </w:t>
+      </w:r>
+      <w:r>
+        <w:rPr>
+          <w:rFonts w:cs="Nirmala UI"/>
+          <w:cs/>
+          <w:lang w:bidi="si-LK"/>
+        </w:rPr>
+        <w:t xml:space="preserve">සීමාවත් අදාළ වෙන්නේ ඇප් එක </w:t>
+      </w:r>
+      <w:r>
+        <w:t xml:space="preserve">unlock </w:t>
+      </w:r>
+      <w:r>
+        <w:rPr>
+          <w:rFonts w:cs="Nirmala UI"/>
+          <w:cs/>
+          <w:lang w:bidi="si-LK"/>
+        </w:rPr>
+        <w:t xml:space="preserve">කරලා නැති අයට විතරයි. ඔයා දැනටමත් </w:t>
+      </w:r>
+      <w:r>
+        <w:t xml:space="preserve">unlock </w:t>
+      </w:r>
+      <w:r>
+        <w:rPr>
+          <w:rFonts w:cs="Nirmala UI"/>
+          <w:cs/>
+          <w:lang w:bidi="si-LK"/>
+        </w:rPr>
+        <w:t>කරලා ඉන්න නිසා ඔයාට ඒ සීමාව බලපාන්නේ නැහැ.</w:t>
+      </w:r>
+    </w:p>
+    <w:p>
+      <w:pPr>
+        <w:ind w:left="360"/>
+      </w:pPr>
+      <w:r>
+        <w:rPr>
+          <w:rFonts w:ascii="Nirmala UI" w:hAnsi="Nirmala UI" w:cs="Nirmala UI" w:hint="cs"/>
+          <w:color w:val="FF0000"/>
+          <w:cs/>
+          <w:lang w:bidi="si-LK"/>
+        </w:rPr>
+        <w:t>මගේ</w:t>
+      </w:r>
+      <w:r>
+        <w:rPr>
+          <w:rFonts w:cs="Nirmala UI"/>
+          <w:color w:val="FF0000"/>
+          <w:cs/>
+          <w:lang w:bidi="si-LK"/>
+        </w:rPr>
+        <w:t xml:space="preserve"> </w:t>
+      </w:r>
+      <w:r>
+        <w:rPr>
+          <w:rFonts w:ascii="Nirmala UI" w:hAnsi="Nirmala UI" w:cs="Nirmala UI" w:hint="cs"/>
+          <w:color w:val="FF0000"/>
+          <w:cs/>
+          <w:lang w:bidi="si-LK"/>
+        </w:rPr>
+        <w:t>යෝජනාව</w:t>
+      </w:r>
+      <w:r>
+        <w:rPr>
+          <w:rFonts w:cs="Nirmala UI"/>
+          <w:color w:val="FF0000"/>
+          <w:cs/>
+          <w:lang w:bidi="si-LK"/>
+        </w:rPr>
+        <w:t xml:space="preserve">: </w:t>
+      </w:r>
+      <w:r>
+        <w:rPr>
+          <w:rFonts w:cs="Nirmala UI"/>
+          <w:cs/>
+          <w:lang w:bidi="si-LK"/>
+        </w:rPr>
+        <w:t>ඔයාට ඇප් එකේ ලොගින් ස්ක්‍රීන් එක හැමතිස්සෙම ඕනේ නැහැ නේද</w:t>
+      </w:r>
+      <w:r>
+        <w:t xml:space="preserve">? </w:t>
+      </w:r>
+      <w:r>
+        <w:rPr>
+          <w:rFonts w:cs="Nirmala UI"/>
+          <w:cs/>
+          <w:lang w:bidi="si-LK"/>
+        </w:rPr>
+        <w:t>යූසර් කෙනෙක්ට ඒක එක පාරක් පෙනුනම ඇති.</w:t>
+      </w:r>
+    </w:p>
+    <w:p>
+      <w:pPr>
+        <w:pStyle w:val="ListParagraph"/>
+        <w:numPr>
+          <w:ilvl w:val="0"/>
+          <w:numId w:val="15"/>
+        </w:numPr>
+        <w:rPr>
+          <w:rFonts w:cs="Nirmala UI" w:hint="cs"/>
+        </w:rPr>
+      </w:pPr>
       <w:bookmarkStart w:id="0" w:name="_GoBack"/>
       <w:bookmarkEnd w:id="0"/>
       <w:r>
         <w:rPr>
-          <w:rFonts w:ascii="Nirmala UI" w:hAnsi="Nirmala UI" w:cs="Nirmala UI" w:hint="cs"/>
-          <w:color w:val="FF0000"/>
-          <w:cs/>
-          <w:lang w:bidi="si-LK"/>
-        </w:rPr>
-        <w:t>සාරාංශය</w:t>
-      </w:r>
-      <w:r>
-        <w:rPr>
-          <w:rFonts w:cs="Nirmala UI"/>
-          <w:color w:val="FF0000"/>
-          <w:cs/>
-          <w:lang w:bidi="si-LK"/>
-        </w:rPr>
-        <w:t xml:space="preserve">: </w:t>
-      </w:r>
-      <w:r>
-        <w:rPr>
-          <w:rFonts w:cs="Nirmala UI"/>
-          <w:cs/>
-          <w:lang w:bidi="si-LK"/>
-        </w:rPr>
-        <w:t xml:space="preserve">ඔයා මේ පරීක්ෂා කරපු විදියට ඇප් එකේ දැන් කිසිම "අඩුපාඩුවක්" නැහැ. ඔයාට දැන් ඕනෑම කෙනෙක්ට මේක </w:t>
-      </w:r>
-      <w:r>
-        <w:t xml:space="preserve">offline </w:t>
-      </w:r>
-      <w:r>
-        <w:rPr>
-          <w:rFonts w:cs="Nirmala UI"/>
-          <w:cs/>
-          <w:lang w:bidi="si-LK"/>
-        </w:rPr>
-        <w:t>පාවිච්චි කරන්න දෙන්න පුළුවන්. ඒ අයට වචන සෙවීමේ (</w:t>
-      </w:r>
-      <w:r>
-        <w:t xml:space="preserve">Search) </w:t>
-      </w:r>
-      <w:r>
-        <w:rPr>
-          <w:rFonts w:cs="Nirmala UI"/>
-          <w:cs/>
-          <w:lang w:bidi="si-LK"/>
-        </w:rPr>
-        <w:t>පහසුකම කිසිම ඩේටා වැයවීමක් නැතුව ඕනෑම වෙලාවක ලැබෙනවා.</w:t>
-      </w:r>
-    </w:p>
-    <w:p>
-      <w:pPr>
-        <w:pStyle w:val="ListParagraph"/>
-      </w:pPr>
-    </w:p>
-    <w:p>
-      <w:pPr>
-        <w:pStyle w:val="ListParagraph"/>
-        <w:rPr>
-          <w:rFonts w:cs="Nirmala UI"/>
-        </w:rPr>
-      </w:pPr>
-      <w:r>
-        <w:rPr>
-          <w:rFonts w:cs="Nirmala UI"/>
-          <w:cs/>
-          <w:lang w:bidi="si-LK"/>
-        </w:rPr>
-        <w:t>ඔයාට මේ විදිය හොඳයි නේද</w:t>
-      </w:r>
-      <w:r>
-        <w:t xml:space="preserve">? </w:t>
-      </w:r>
-      <w:r>
-        <w:rPr>
-          <w:rFonts w:cs="Nirmala UI"/>
-          <w:cs/>
-          <w:lang w:bidi="si-LK"/>
-        </w:rPr>
-        <w:t>නැත්නම් වෙන මොකක් හරි වෙනසක් කරන්න ඕනෙද බ්‍රෝ</w:t>
-      </w:r>
-      <w:r>
-        <w:t xml:space="preserve">? </w:t>
-      </w:r>
-      <w:r>
-        <w:rPr>
-          <w:rFonts w:ascii="Segoe UI Symbol" w:hAnsi="Segoe UI Symbol" w:cs="Segoe UI Symbol"/>
+          <w:rFonts w:cs="Nirmala UI"/>
+          <w:cs/>
+          <w:lang w:bidi="si-LK"/>
+        </w:rPr>
+        <w:t xml:space="preserve">ඔයාට ඒක වෙනස් කරන්න ඕනේ නම් කියන්න මම </w:t>
+      </w:r>
+      <w:r>
+        <w:t xml:space="preserve">Auto-redirect </w:t>
+      </w:r>
+      <w:r>
+        <w:rPr>
+          <w:rFonts w:cs="Nirmala UI"/>
+          <w:cs/>
+          <w:lang w:bidi="si-LK"/>
+        </w:rPr>
+        <w:t xml:space="preserve">එක අයින් කරන්නම්. හැබැයි එතකොට යූසර්ට හැම පාරම ලොග් වෙන්න වෙනවා. </w:t>
+      </w:r>
+      <w:r>
+        <w:rPr>
+          <w:rFonts w:ascii="Segoe UI Symbol" w:hAnsi="Segoe UI Symbol" w:cs="Segoe UI Symbol" w:hint="cs"/>
+          <w:cs/>
+          <w:lang w:bidi="si-LK"/>
         </w:rPr>
         <w:t>😊</w:t>
       </w:r>
-    </w:p>
-    <w:p>
-      <w:pPr>
-        <w:rPr>
-          <w:rFonts w:cs="Nirmala UI" w:hint="cs"/>
-        </w:rPr>
-      </w:pPr>
     </w:p>
     <w:sectPr>
       <w:pgSz w:w="12240" w:h="15840"/>
@@ -4107,6 +4552,119 @@
     </w:lvl>
   </w:abstractNum>
   <w:abstractNum w:abstractNumId="8" w15:restartNumberingAfterBreak="0">
+    <w:nsid w:val="47401CCC"/>
+    <w:multiLevelType w:val="hybridMultilevel"/>
+    <w:tmpl w:val="EE5610CC"/>
+    <w:lvl w:ilvl="0" w:tplc="04090001">
+      <w:start w:val="1"/>
+      <w:numFmt w:val="bullet"/>
+      <w:lvlText w:val=""/>
+      <w:lvlJc w:val="left"/>
+      <w:pPr>
+        <w:ind w:left="720" w:hanging="360"/>
+      </w:pPr>
+      <w:rPr>
+        <w:rFonts w:ascii="Symbol" w:hAnsi="Symbol" w:hint="default"/>
+      </w:rPr>
+    </w:lvl>
+    <w:lvl w:ilvl="1" w:tplc="04090003" w:tentative="1">
+      <w:start w:val="1"/>
+      <w:numFmt w:val="bullet"/>
+      <w:lvlText w:val="o"/>
+      <w:lvlJc w:val="left"/>
+      <w:pPr>
+        <w:ind w:left="1440" w:hanging="360"/>
+      </w:pPr>
+      <w:rPr>
+        <w:rFonts w:ascii="Courier New" w:hAnsi="Courier New" w:cs="Courier New" w:hint="default"/>
+      </w:rPr>
+    </w:lvl>
+    <w:lvl w:ilvl="2" w:tplc="04090005" w:tentative="1">
+      <w:start w:val="1"/>
+      <w:numFmt w:val="bullet"/>
+      <w:lvlText w:val=""/>
+      <w:lvlJc w:val="left"/>
+      <w:pPr>
+        <w:ind w:left="2160" w:hanging="360"/>
+      </w:pPr>
+      <w:rPr>
+        <w:rFonts w:ascii="Wingdings" w:hAnsi="Wingdings" w:hint="default"/>
+      </w:rPr>
+    </w:lvl>
+    <w:lvl w:ilvl="3" w:tplc="04090001" w:tentative="1">
+      <w:start w:val="1"/>
+      <w:numFmt w:val="bullet"/>
+      <w:lvlText w:val=""/>
+      <w:lvlJc w:val="left"/>
+      <w:pPr>
+        <w:ind w:left="2880" w:hanging="360"/>
+      </w:pPr>
+      <w:rPr>
+        <w:rFonts w:ascii="Symbol" w:hAnsi="Symbol" w:hint="default"/>
+      </w:rPr>
+    </w:lvl>
+    <w:lvl w:ilvl="4" w:tplc="04090003" w:tentative="1">
+      <w:start w:val="1"/>
+      <w:numFmt w:val="bullet"/>
+      <w:lvlText w:val="o"/>
+      <w:lvlJc w:val="left"/>
+      <w:pPr>
+        <w:ind w:left="3600" w:hanging="360"/>
+      </w:pPr>
+      <w:rPr>
+        <w:rFonts w:ascii="Courier New" w:hAnsi="Courier New" w:cs="Courier New" w:hint="default"/>
+      </w:rPr>
+    </w:lvl>
+    <w:lvl w:ilvl="5" w:tplc="04090005" w:tentative="1">
+      <w:start w:val="1"/>
+      <w:numFmt w:val="bullet"/>
+      <w:lvlText w:val=""/>
+      <w:lvlJc w:val="left"/>
+      <w:pPr>
+        <w:ind w:left="4320" w:hanging="360"/>
+      </w:pPr>
+      <w:rPr>
+        <w:rFonts w:ascii="Wingdings" w:hAnsi="Wingdings" w:hint="default"/>
+      </w:rPr>
+    </w:lvl>
+    <w:lvl w:ilvl="6" w:tplc="04090001" w:tentative="1">
+      <w:start w:val="1"/>
+      <w:numFmt w:val="bullet"/>
+      <w:lvlText w:val=""/>
+      <w:lvlJc w:val="left"/>
+      <w:pPr>
+        <w:ind w:left="5040" w:hanging="360"/>
+      </w:pPr>
+      <w:rPr>
+        <w:rFonts w:ascii="Symbol" w:hAnsi="Symbol" w:hint="default"/>
+      </w:rPr>
+    </w:lvl>
+    <w:lvl w:ilvl="7" w:tplc="04090003" w:tentative="1">
+      <w:start w:val="1"/>
+      <w:numFmt w:val="bullet"/>
+      <w:lvlText w:val="o"/>
+      <w:lvlJc w:val="left"/>
+      <w:pPr>
+        <w:ind w:left="5760" w:hanging="360"/>
+      </w:pPr>
+      <w:rPr>
+        <w:rFonts w:ascii="Courier New" w:hAnsi="Courier New" w:cs="Courier New" w:hint="default"/>
+      </w:rPr>
+    </w:lvl>
+    <w:lvl w:ilvl="8" w:tplc="04090005" w:tentative="1">
+      <w:start w:val="1"/>
+      <w:numFmt w:val="bullet"/>
+      <w:lvlText w:val=""/>
+      <w:lvlJc w:val="left"/>
+      <w:pPr>
+        <w:ind w:left="6480" w:hanging="360"/>
+      </w:pPr>
+      <w:rPr>
+        <w:rFonts w:ascii="Wingdings" w:hAnsi="Wingdings" w:hint="default"/>
+      </w:rPr>
+    </w:lvl>
+  </w:abstractNum>
+  <w:abstractNum w:abstractNumId="9" w15:restartNumberingAfterBreak="0">
     <w:nsid w:val="4B43144C"/>
     <w:multiLevelType w:val="hybridMultilevel"/>
     <w:tmpl w:val="D21620EC"/>
@@ -4219,7 +4777,7 @@
       </w:rPr>
     </w:lvl>
   </w:abstractNum>
-  <w:abstractNum w:abstractNumId="9" w15:restartNumberingAfterBreak="0">
+  <w:abstractNum w:abstractNumId="10" w15:restartNumberingAfterBreak="0">
     <w:nsid w:val="59C51C4A"/>
     <w:multiLevelType w:val="hybridMultilevel"/>
     <w:tmpl w:val="ECFAC17A"/>
@@ -4332,7 +4890,7 @@
       </w:rPr>
     </w:lvl>
   </w:abstractNum>
-  <w:abstractNum w:abstractNumId="10" w15:restartNumberingAfterBreak="0">
+  <w:abstractNum w:abstractNumId="11" w15:restartNumberingAfterBreak="0">
     <w:nsid w:val="5B28594C"/>
     <w:multiLevelType w:val="hybridMultilevel"/>
     <w:tmpl w:val="5F083BE2"/>
@@ -4445,7 +5003,7 @@
       </w:rPr>
     </w:lvl>
   </w:abstractNum>
-  <w:abstractNum w:abstractNumId="11" w15:restartNumberingAfterBreak="0">
+  <w:abstractNum w:abstractNumId="12" w15:restartNumberingAfterBreak="0">
     <w:nsid w:val="62F8040A"/>
     <w:multiLevelType w:val="hybridMultilevel"/>
     <w:tmpl w:val="534AAD72"/>
@@ -4558,7 +5116,7 @@
       </w:rPr>
     </w:lvl>
   </w:abstractNum>
-  <w:abstractNum w:abstractNumId="12" w15:restartNumberingAfterBreak="0">
+  <w:abstractNum w:abstractNumId="13" w15:restartNumberingAfterBreak="0">
     <w:nsid w:val="74AB1358"/>
     <w:multiLevelType w:val="hybridMultilevel"/>
     <w:tmpl w:val="85DCDBC2"/>
@@ -4671,7 +5229,7 @@
       </w:rPr>
     </w:lvl>
   </w:abstractNum>
-  <w:abstractNum w:abstractNumId="13" w15:restartNumberingAfterBreak="0">
+  <w:abstractNum w:abstractNumId="14" w15:restartNumberingAfterBreak="0">
     <w:nsid w:val="77F71EC5"/>
     <w:multiLevelType w:val="hybridMultilevel"/>
     <w:tmpl w:val="600C2B1A"/>
@@ -4794,25 +5352,25 @@
     <w:abstractNumId w:val="6"/>
   </w:num>
   <w:num w:numId="4">
-    <w:abstractNumId w:val="13"/>
+    <w:abstractNumId w:val="14"/>
   </w:num>
   <w:num w:numId="5">
-    <w:abstractNumId w:val="12"/>
+    <w:abstractNumId w:val="13"/>
   </w:num>
   <w:num w:numId="6">
     <w:abstractNumId w:val="4"/>
   </w:num>
   <w:num w:numId="7">
-    <w:abstractNumId w:val="11"/>
+    <w:abstractNumId w:val="12"/>
   </w:num>
   <w:num w:numId="8">
     <w:abstractNumId w:val="0"/>
   </w:num>
   <w:num w:numId="9">
-    <w:abstractNumId w:val="9"/>
+    <w:abstractNumId w:val="10"/>
   </w:num>
   <w:num w:numId="10">
-    <w:abstractNumId w:val="8"/>
+    <w:abstractNumId w:val="9"/>
   </w:num>
   <w:num w:numId="11">
     <w:abstractNumId w:val="1"/>
@@ -4821,10 +5379,13 @@
     <w:abstractNumId w:val="3"/>
   </w:num>
   <w:num w:numId="13">
-    <w:abstractNumId w:val="10"/>
+    <w:abstractNumId w:val="11"/>
   </w:num>
   <w:num w:numId="14">
     <w:abstractNumId w:val="2"/>
+  </w:num>
+  <w:num w:numId="15">
+    <w:abstractNumId w:val="8"/>
   </w:num>
 </w:numbering>
 </file>
